--- a/tillsyn/A 10236-2026 tillsynsbegäran.docx
+++ b/tillsyn/A 10236-2026 tillsynsbegäran.docx
@@ -242,7 +242,7 @@
     <w:r>
       <w:tab/>
       <w:tab/>
-      <w:t>2026-02-24</w:t>
+      <w:t>2026-02-25</w:t>
       <w:br/>
       <w:br/>
     </w:r>

--- a/tillsyn/A 10236-2026 tillsynsbegäran.docx
+++ b/tillsyn/A 10236-2026 tillsynsbegäran.docx
@@ -242,7 +242,7 @@
     <w:r>
       <w:tab/>
       <w:tab/>
-      <w:t>2026-02-25</w:t>
+      <w:t>2026-02-26</w:t>
       <w:br/>
       <w:br/>
     </w:r>

--- a/tillsyn/A 10236-2026 tillsynsbegäran.docx
+++ b/tillsyn/A 10236-2026 tillsynsbegäran.docx
@@ -242,7 +242,7 @@
     <w:r>
       <w:tab/>
       <w:tab/>
-      <w:t>2026-02-26</w:t>
+      <w:t>2026-02-28</w:t>
       <w:br/>
       <w:br/>
     </w:r>

--- a/tillsyn/A 10236-2026 tillsynsbegäran.docx
+++ b/tillsyn/A 10236-2026 tillsynsbegäran.docx
@@ -242,7 +242,7 @@
     <w:r>
       <w:tab/>
       <w:tab/>
-      <w:t>2026-02-28</w:t>
+      <w:t>2026-03-01</w:t>
       <w:br/>
       <w:br/>
     </w:r>

--- a/tillsyn/A 10236-2026 tillsynsbegäran.docx
+++ b/tillsyn/A 10236-2026 tillsynsbegäran.docx
@@ -242,7 +242,7 @@
     <w:r>
       <w:tab/>
       <w:tab/>
-      <w:t>2026-03-01</w:t>
+      <w:t>2026-03-02</w:t>
       <w:br/>
       <w:br/>
     </w:r>

--- a/tillsyn/A 10236-2026 tillsynsbegäran.docx
+++ b/tillsyn/A 10236-2026 tillsynsbegäran.docx
@@ -35,7 +35,7 @@
     </w:p>
     <w:p>
       <w:r>
-        <w:t>I avverkningsanmälan har följande 3 naturvårdsarter hittats: vågticka (VU), brandticka (S) och revlummer (§9). Av dessa är 1 rödlistade. För rödlistade arter har rödlistekategorin angivits inom parentes. Arter som är signalarter enligt Skogsstyrelsen har markerats med (S). För fridlysta arter anges även paragrafen i Artskyddsförordningen som arten är fridlyst enligt.</w:t>
+        <w:t>I avverkningsanmälan har följande 4 naturvårdsarter hittats: vågticka (VU), brandticka (S), lopplummer (aggregat) (§9) och revlummer (§9). Av dessa är 1 rödlistade. För rödlistade arter har rödlistekategorin angivits inom parentes. Arter som är signalarter enligt Skogsstyrelsen har markerats med (S). För fridlysta arter anges även paragrafen i Artskyddsförordningen som arten är fridlyst enligt.</w:t>
       </w:r>
     </w:p>
     <w:p>
@@ -50,7 +50,7 @@
       <w:r>
         <w:drawing>
           <wp:inline xmlns:a="http://schemas.openxmlformats.org/drawingml/2006/main" xmlns:pic="http://schemas.openxmlformats.org/drawingml/2006/picture">
-            <wp:extent cx="5486400" cy="5020574"/>
+            <wp:extent cx="5486400" cy="4808863"/>
             <wp:docPr id="1" name="Picture 1"/>
             <wp:cNvGraphicFramePr>
               <a:graphicFrameLocks noChangeAspect="1"/>
@@ -71,7 +71,7 @@
                   <pic:spPr>
                     <a:xfrm>
                       <a:off x="0" y="0"/>
-                      <a:ext cx="5486400" cy="5020574"/>
+                      <a:ext cx="5486400" cy="4808863"/>
                     </a:xfrm>
                     <a:prstGeom prst="rect"/>
                   </pic:spPr>
@@ -95,6 +95,17 @@
         <w:rPr>
           <w:b/>
         </w:rPr>
+        <w:t xml:space="preserve">Brandticka </w:t>
+      </w:r>
+      <w:r>
+        <w:t>förekommer främst i olikåldrig fuktig granskog med mycket död ved, ofta i kärrkanter eller vid bäckar på lokaler med hög luftfuktighet. Växer huvudsakligen på grova granlågor, någon enstaka gång på tall, asp eller björk, och verkar knuten till ved som först rötats av klibbticka. Arten var tidigare rödlistad men en sentida ökning, bland annat i barkborreangripna granplanteringar i sydligaste Skandinavien har förändrat hotbilden. Populationen i landet kan påverkas negativt av kalavverkning och ett skogsbruk som innebär att mängden grova granlågor minskar. Även dikning och gallring som leder till ett torrare mikroklimat på växtplatserna kan ha negativ inverkan. För att säkerställa en gynnsam bevarandestatus på sikt bör områdesskydd av artens livsmiljöer upprättas på ett sätt som tryggar livskraftiga populationer på landskapsnivå. Vid skogsbruk bör grov död ved och skyddszoner vid kärr och vattendrag lämnas, och träd tillåtas åldras och dö på ett sätt som skapar kontinuerlig tillgång på livsmiljöer (SLU Artdatabanken, 2025).</w:t>
+      </w:r>
+    </w:p>
+    <w:p>
+      <w:r>
+        <w:rPr>
+          <w:b/>
+        </w:rPr>
         <w:t xml:space="preserve">Vågticka (VU) </w:t>
       </w:r>
       <w:r>
@@ -111,7 +122,7 @@
     </w:p>
     <w:p>
       <w:r>
-        <w:t>Följande fridlysta arter har sina livsmiljöer och växtplatser i den avverkningsanmälda skogen: revlummer (§9).</w:t>
+        <w:t>Följande fridlysta arter har sina livsmiljöer och växtplatser i den avverkningsanmälda skogen: lopplummer (aggregat) (§9) och revlummer (§9).</w:t>
       </w:r>
     </w:p>
     <w:sectPr>
@@ -242,7 +253,7 @@
     <w:r>
       <w:tab/>
       <w:tab/>
-      <w:t>2026-03-02</w:t>
+      <w:t>2026-03-03</w:t>
       <w:br/>
       <w:br/>
     </w:r>

--- a/tillsyn/A 10236-2026 tillsynsbegäran.docx
+++ b/tillsyn/A 10236-2026 tillsynsbegäran.docx
@@ -253,7 +253,7 @@
     <w:r>
       <w:tab/>
       <w:tab/>
-      <w:t>2026-03-03</w:t>
+      <w:t>2026-03-04</w:t>
       <w:br/>
       <w:br/>
     </w:r>

--- a/tillsyn/A 10236-2026 tillsynsbegäran.docx
+++ b/tillsyn/A 10236-2026 tillsynsbegäran.docx
@@ -253,7 +253,7 @@
     <w:r>
       <w:tab/>
       <w:tab/>
-      <w:t>2026-03-04</w:t>
+      <w:t>2026-03-05</w:t>
       <w:br/>
       <w:br/>
     </w:r>

--- a/tillsyn/A 10236-2026 tillsynsbegäran.docx
+++ b/tillsyn/A 10236-2026 tillsynsbegäran.docx
@@ -253,7 +253,7 @@
     <w:r>
       <w:tab/>
       <w:tab/>
-      <w:t>2026-03-05</w:t>
+      <w:t>2026-03-06</w:t>
       <w:br/>
       <w:br/>
     </w:r>

--- a/tillsyn/A 10236-2026 tillsynsbegäran.docx
+++ b/tillsyn/A 10236-2026 tillsynsbegäran.docx
@@ -253,7 +253,7 @@
     <w:r>
       <w:tab/>
       <w:tab/>
-      <w:t>2026-03-06</w:t>
+      <w:t>2026-03-07</w:t>
       <w:br/>
       <w:br/>
     </w:r>

--- a/tillsyn/A 10236-2026 tillsynsbegäran.docx
+++ b/tillsyn/A 10236-2026 tillsynsbegäran.docx
@@ -253,7 +253,7 @@
     <w:r>
       <w:tab/>
       <w:tab/>
-      <w:t>2026-03-07</w:t>
+      <w:t>2026-03-08</w:t>
       <w:br/>
       <w:br/>
     </w:r>

--- a/tillsyn/A 10236-2026 tillsynsbegäran.docx
+++ b/tillsyn/A 10236-2026 tillsynsbegäran.docx
@@ -253,7 +253,7 @@
     <w:r>
       <w:tab/>
       <w:tab/>
-      <w:t>2026-03-08</w:t>
+      <w:t>2026-03-09</w:t>
       <w:br/>
       <w:br/>
     </w:r>

--- a/tillsyn/A 10236-2026 tillsynsbegäran.docx
+++ b/tillsyn/A 10236-2026 tillsynsbegäran.docx
@@ -253,7 +253,7 @@
     <w:r>
       <w:tab/>
       <w:tab/>
-      <w:t>2026-03-09</w:t>
+      <w:t>2026-03-10</w:t>
       <w:br/>
       <w:br/>
     </w:r>

--- a/tillsyn/A 10236-2026 tillsynsbegäran.docx
+++ b/tillsyn/A 10236-2026 tillsynsbegäran.docx
@@ -253,7 +253,7 @@
     <w:r>
       <w:tab/>
       <w:tab/>
-      <w:t>2026-03-10</w:t>
+      <w:t>2026-03-11</w:t>
       <w:br/>
       <w:br/>
     </w:r>

--- a/tillsyn/A 10236-2026 tillsynsbegäran.docx
+++ b/tillsyn/A 10236-2026 tillsynsbegäran.docx
@@ -253,7 +253,7 @@
     <w:r>
       <w:tab/>
       <w:tab/>
-      <w:t>2026-03-11</w:t>
+      <w:t>2026-03-12</w:t>
       <w:br/>
       <w:br/>
     </w:r>

--- a/tillsyn/A 10236-2026 tillsynsbegäran.docx
+++ b/tillsyn/A 10236-2026 tillsynsbegäran.docx
@@ -253,7 +253,7 @@
     <w:r>
       <w:tab/>
       <w:tab/>
-      <w:t>2026-03-12</w:t>
+      <w:t>2026-03-13</w:t>
       <w:br/>
       <w:br/>
     </w:r>

--- a/tillsyn/A 10236-2026 tillsynsbegäran.docx
+++ b/tillsyn/A 10236-2026 tillsynsbegäran.docx
@@ -253,7 +253,7 @@
     <w:r>
       <w:tab/>
       <w:tab/>
-      <w:t>2026-04-14</w:t>
+      <w:t>2026-04-15</w:t>
       <w:br/>
       <w:br/>
     </w:r>

--- a/tillsyn/A 10236-2026 tillsynsbegäran.docx
+++ b/tillsyn/A 10236-2026 tillsynsbegäran.docx
@@ -253,7 +253,7 @@
     <w:r>
       <w:tab/>
       <w:tab/>
-      <w:t>2026-04-15</w:t>
+      <w:t>2026-04-16</w:t>
       <w:br/>
       <w:br/>
     </w:r>

--- a/tillsyn/A 10236-2026 tillsynsbegäran.docx
+++ b/tillsyn/A 10236-2026 tillsynsbegäran.docx
@@ -253,7 +253,7 @@
     <w:r>
       <w:tab/>
       <w:tab/>
-      <w:t>2026-04-16</w:t>
+      <w:t>2026-04-17</w:t>
       <w:br/>
       <w:br/>
     </w:r>

--- a/tillsyn/A 10236-2026 tillsynsbegäran.docx
+++ b/tillsyn/A 10236-2026 tillsynsbegäran.docx
@@ -253,7 +253,7 @@
     <w:r>
       <w:tab/>
       <w:tab/>
-      <w:t>2026-04-17</w:t>
+      <w:t>2026-04-18</w:t>
       <w:br/>
       <w:br/>
     </w:r>

--- a/tillsyn/A 10236-2026 tillsynsbegäran.docx
+++ b/tillsyn/A 10236-2026 tillsynsbegäran.docx
@@ -253,7 +253,7 @@
     <w:r>
       <w:tab/>
       <w:tab/>
-      <w:t>2026-04-18</w:t>
+      <w:t>2026-04-19</w:t>
       <w:br/>
       <w:br/>
     </w:r>

--- a/tillsyn/A 10236-2026 tillsynsbegäran.docx
+++ b/tillsyn/A 10236-2026 tillsynsbegäran.docx
@@ -253,7 +253,7 @@
     <w:r>
       <w:tab/>
       <w:tab/>
-      <w:t>2026-04-19</w:t>
+      <w:t>2026-04-20</w:t>
       <w:br/>
       <w:br/>
     </w:r>

--- a/tillsyn/A 10236-2026 tillsynsbegäran.docx
+++ b/tillsyn/A 10236-2026 tillsynsbegäran.docx
@@ -253,7 +253,7 @@
     <w:r>
       <w:tab/>
       <w:tab/>
-      <w:t>2026-04-20</w:t>
+      <w:t>2026-04-21</w:t>
       <w:br/>
       <w:br/>
     </w:r>

--- a/tillsyn/A 10236-2026 tillsynsbegäran.docx
+++ b/tillsyn/A 10236-2026 tillsynsbegäran.docx
@@ -253,7 +253,7 @@
     <w:r>
       <w:tab/>
       <w:tab/>
-      <w:t>2026-04-21</w:t>
+      <w:t>2026-04-22</w:t>
       <w:br/>
       <w:br/>
     </w:r>

--- a/tillsyn/A 10236-2026 tillsynsbegäran.docx
+++ b/tillsyn/A 10236-2026 tillsynsbegäran.docx
@@ -253,7 +253,7 @@
     <w:r>
       <w:tab/>
       <w:tab/>
-      <w:t>2026-04-22</w:t>
+      <w:t>2026-04-23</w:t>
       <w:br/>
       <w:br/>
     </w:r>

--- a/tillsyn/A 10236-2026 tillsynsbegäran.docx
+++ b/tillsyn/A 10236-2026 tillsynsbegäran.docx
@@ -253,7 +253,7 @@
     <w:r>
       <w:tab/>
       <w:tab/>
-      <w:t>2026-04-23</w:t>
+      <w:t>2026-04-24</w:t>
       <w:br/>
       <w:br/>
     </w:r>

--- a/tillsyn/A 10236-2026 tillsynsbegäran.docx
+++ b/tillsyn/A 10236-2026 tillsynsbegäran.docx
@@ -253,7 +253,7 @@
     <w:r>
       <w:tab/>
       <w:tab/>
-      <w:t>2026-04-24</w:t>
+      <w:t>2026-04-25</w:t>
       <w:br/>
       <w:br/>
     </w:r>

--- a/tillsyn/A 10236-2026 tillsynsbegäran.docx
+++ b/tillsyn/A 10236-2026 tillsynsbegäran.docx
@@ -253,7 +253,7 @@
     <w:r>
       <w:tab/>
       <w:tab/>
-      <w:t>2026-04-25</w:t>
+      <w:t>2026-04-26</w:t>
       <w:br/>
       <w:br/>
     </w:r>

--- a/tillsyn/A 10236-2026 tillsynsbegäran.docx
+++ b/tillsyn/A 10236-2026 tillsynsbegäran.docx
@@ -253,7 +253,7 @@
     <w:r>
       <w:tab/>
       <w:tab/>
-      <w:t>2026-04-26</w:t>
+      <w:t>2026-04-27</w:t>
       <w:br/>
       <w:br/>
     </w:r>

--- a/tillsyn/A 10236-2026 tillsynsbegäran.docx
+++ b/tillsyn/A 10236-2026 tillsynsbegäran.docx
@@ -253,7 +253,7 @@
     <w:r>
       <w:tab/>
       <w:tab/>
-      <w:t>2026-04-27</w:t>
+      <w:t>2026-04-28</w:t>
       <w:br/>
       <w:br/>
     </w:r>

--- a/tillsyn/A 10236-2026 tillsynsbegäran.docx
+++ b/tillsyn/A 10236-2026 tillsynsbegäran.docx
@@ -253,7 +253,7 @@
     <w:r>
       <w:tab/>
       <w:tab/>
-      <w:t>2026-04-28</w:t>
+      <w:t>2026-04-29</w:t>
       <w:br/>
       <w:br/>
     </w:r>

--- a/tillsyn/A 10236-2026 tillsynsbegäran.docx
+++ b/tillsyn/A 10236-2026 tillsynsbegäran.docx
@@ -253,7 +253,7 @@
     <w:r>
       <w:tab/>
       <w:tab/>
-      <w:t>2026-04-29</w:t>
+      <w:t>2026-04-30</w:t>
       <w:br/>
       <w:br/>
     </w:r>

--- a/tillsyn/A 10236-2026 tillsynsbegäran.docx
+++ b/tillsyn/A 10236-2026 tillsynsbegäran.docx
@@ -253,7 +253,7 @@
     <w:r>
       <w:tab/>
       <w:tab/>
-      <w:t>2026-04-30</w:t>
+      <w:t>2026-05-01</w:t>
       <w:br/>
       <w:br/>
     </w:r>

--- a/tillsyn/A 10236-2026 tillsynsbegäran.docx
+++ b/tillsyn/A 10236-2026 tillsynsbegäran.docx
@@ -253,7 +253,7 @@
     <w:r>
       <w:tab/>
       <w:tab/>
-      <w:t>2026-05-01</w:t>
+      <w:t>2026-05-02</w:t>
       <w:br/>
       <w:br/>
     </w:r>

--- a/tillsyn/A 10236-2026 tillsynsbegäran.docx
+++ b/tillsyn/A 10236-2026 tillsynsbegäran.docx
@@ -253,7 +253,7 @@
     <w:r>
       <w:tab/>
       <w:tab/>
-      <w:t>2026-05-02</w:t>
+      <w:t>2026-05-03</w:t>
       <w:br/>
       <w:br/>
     </w:r>

--- a/tillsyn/A 10236-2026 tillsynsbegäran.docx
+++ b/tillsyn/A 10236-2026 tillsynsbegäran.docx
@@ -253,7 +253,7 @@
     <w:r>
       <w:tab/>
       <w:tab/>
-      <w:t>2026-05-03</w:t>
+      <w:t>2026-05-04</w:t>
       <w:br/>
       <w:br/>
     </w:r>

--- a/tillsyn/A 10236-2026 tillsynsbegäran.docx
+++ b/tillsyn/A 10236-2026 tillsynsbegäran.docx
@@ -253,7 +253,7 @@
     <w:r>
       <w:tab/>
       <w:tab/>
-      <w:t>2026-05-04</w:t>
+      <w:t>2026-05-05</w:t>
       <w:br/>
       <w:br/>
     </w:r>

--- a/tillsyn/A 10236-2026 tillsynsbegäran.docx
+++ b/tillsyn/A 10236-2026 tillsynsbegäran.docx
@@ -253,7 +253,7 @@
     <w:r>
       <w:tab/>
       <w:tab/>
-      <w:t>2026-05-05</w:t>
+      <w:t>2026-05-06</w:t>
       <w:br/>
       <w:br/>
     </w:r>

--- a/tillsyn/A 10236-2026 tillsynsbegäran.docx
+++ b/tillsyn/A 10236-2026 tillsynsbegäran.docx
@@ -253,7 +253,7 @@
     <w:r>
       <w:tab/>
       <w:tab/>
-      <w:t>2026-05-16</w:t>
+      <w:t>2026-05-17</w:t>
       <w:br/>
       <w:br/>
     </w:r>

--- a/tillsyn/A 10236-2026 tillsynsbegäran.docx
+++ b/tillsyn/A 10236-2026 tillsynsbegäran.docx
@@ -253,7 +253,7 @@
     <w:r>
       <w:tab/>
       <w:tab/>
-      <w:t>2026-05-17</w:t>
+      <w:t>2026-05-18</w:t>
       <w:br/>
       <w:br/>
     </w:r>

--- a/tillsyn/A 10236-2026 tillsynsbegäran.docx
+++ b/tillsyn/A 10236-2026 tillsynsbegäran.docx
@@ -253,7 +253,7 @@
     <w:r>
       <w:tab/>
       <w:tab/>
-      <w:t>2026-05-18</w:t>
+      <w:t>2026-05-19</w:t>
       <w:br/>
       <w:br/>
     </w:r>

--- a/tillsyn/A 10236-2026 tillsynsbegäran.docx
+++ b/tillsyn/A 10236-2026 tillsynsbegäran.docx
@@ -253,7 +253,7 @@
     <w:r>
       <w:tab/>
       <w:tab/>
-      <w:t>2026-05-19</w:t>
+      <w:t>2026-05-20</w:t>
       <w:br/>
       <w:br/>
     </w:r>

--- a/tillsyn/A 10236-2026 tillsynsbegäran.docx
+++ b/tillsyn/A 10236-2026 tillsynsbegäran.docx
@@ -253,7 +253,7 @@
     <w:r>
       <w:tab/>
       <w:tab/>
-      <w:t>2026-05-20</w:t>
+      <w:t>2026-05-21</w:t>
       <w:br/>
       <w:br/>
     </w:r>

--- a/tillsyn/A 10236-2026 tillsynsbegäran.docx
+++ b/tillsyn/A 10236-2026 tillsynsbegäran.docx
@@ -253,7 +253,7 @@
     <w:r>
       <w:tab/>
       <w:tab/>
-      <w:t>2026-06-15</w:t>
+      <w:t>2026-06-16</w:t>
       <w:br/>
       <w:br/>
     </w:r>

--- a/tillsyn/A 10236-2026 tillsynsbegäran.docx
+++ b/tillsyn/A 10236-2026 tillsynsbegäran.docx
@@ -253,7 +253,7 @@
     <w:r>
       <w:tab/>
       <w:tab/>
-      <w:t>2026-06-16</w:t>
+      <w:t>2026-06-17</w:t>
       <w:br/>
       <w:br/>
     </w:r>

--- a/tillsyn/A 10236-2026 tillsynsbegäran.docx
+++ b/tillsyn/A 10236-2026 tillsynsbegäran.docx
@@ -1,6 +1,6 @@
 
 <file path=word/document.xml><?xml version="1.0" encoding="utf-8"?>
-<w:document xmlns:wpc="http://schemas.microsoft.com/office/word/2010/wordprocessingCanvas" xmlns:cx="http://schemas.microsoft.com/office/drawing/2014/chartex" xmlns:cx1="http://schemas.microsoft.com/office/drawing/2015/9/8/chartex" xmlns:cx2="http://schemas.microsoft.com/office/drawing/2015/10/21/chartex" xmlns:cx3="http://schemas.microsoft.com/office/drawing/2016/5/9/chartex" xmlns:cx4="http://schemas.microsoft.com/office/drawing/2016/5/10/chartex" xmlns:cx5="http://schemas.microsoft.com/office/drawing/2016/5/11/chartex" xmlns:cx6="http://schemas.microsoft.com/office/drawing/2016/5/12/chartex" xmlns:cx7="http://schemas.microsoft.com/office/drawing/2016/5/13/chartex" xmlns:cx8="http://schemas.microsoft.com/office/drawing/2016/5/14/chartex" xmlns:mc="http://schemas.openxmlformats.org/markup-compatibility/2006" xmlns:aink="http://schemas.microsoft.com/office/drawing/2016/ink" xmlns:am3d="http://schemas.microsoft.com/office/drawing/2017/model3d" xmlns:o="urn:schemas-microsoft-com:office:office" xmlns:oel="http://schemas.microsoft.com/office/2019/extlst" xmlns:r="http://schemas.openxmlformats.org/officeDocument/2006/relationships" xmlns:m="http://schemas.openxmlformats.org/officeDocument/2006/math" xmlns:v="urn:schemas-microsoft-com:vml" xmlns:wp14="http://schemas.microsoft.com/office/word/2010/wordprocessingDrawing" xmlns:wp="http://schemas.openxmlformats.org/drawingml/2006/wordprocessingDrawing" xmlns:w10="urn:schemas-microsoft-com:office:word" xmlns:w="http://schemas.openxmlformats.org/wordprocessingml/2006/main" xmlns:w14="http://schemas.microsoft.com/office/word/2010/wordml" xmlns:w15="http://schemas.microsoft.com/office/word/2012/wordml" xmlns:w16cex="http://schemas.microsoft.com/office/word/2018/wordml/cex" xmlns:w16cid="http://schemas.microsoft.com/office/word/2016/wordml/cid" xmlns:w16="http://schemas.microsoft.com/office/word/2018/wordml" xmlns:w16sdtdh="http://schemas.microsoft.com/office/word/2020/wordml/sdtdatahash" xmlns:w16se="http://schemas.microsoft.com/office/word/2015/wordml/symex" xmlns:wpg="http://schemas.microsoft.com/office/word/2010/wordprocessingGroup" xmlns:wpi="http://schemas.microsoft.com/office/word/2010/wordprocessingInk" xmlns:wne="http://schemas.microsoft.com/office/word/2006/wordml" xmlns:wps="http://schemas.microsoft.com/office/word/2010/wordprocessingShape" mc:Ignorable="w14 w15 w16se w16cid w16 w16cex w16sdtdh wp14">
+<w:document xmlns:wpc="http://schemas.microsoft.com/office/word/2010/wordprocessingCanvas" xmlns:cx="http://schemas.microsoft.com/office/drawing/2014/chartex" xmlns:cx1="http://schemas.microsoft.com/office/drawing/2015/9/8/chartex" xmlns:cx2="http://schemas.microsoft.com/office/drawing/2015/10/21/chartex" xmlns:cx3="http://schemas.microsoft.com/office/drawing/2016/5/9/chartex" xmlns:cx4="http://schemas.microsoft.com/office/drawing/2016/5/10/chartex" xmlns:cx5="http://schemas.microsoft.com/office/drawing/2016/5/11/chartex" xmlns:cx6="http://schemas.microsoft.com/office/drawing/2016/5/12/chartex" xmlns:cx7="http://schemas.microsoft.com/office/drawing/2016/5/13/chartex" xmlns:cx8="http://schemas.microsoft.com/office/drawing/2016/5/14/chartex" xmlns:mc="http://schemas.openxmlformats.org/markup-compatibility/2006" xmlns:aink="http://schemas.microsoft.com/office/drawing/2016/ink" xmlns:am3d="http://schemas.microsoft.com/office/drawing/2017/model3d" xmlns:o="urn:schemas-microsoft-com:office:office" xmlns:oel="http://schemas.microsoft.com/office/2019/extlst" xmlns:r="http://schemas.openxmlformats.org/officeDocument/2006/relationships" xmlns:m="http://schemas.openxmlformats.org/officeDocument/2006/math" xmlns:v="urn:schemas-microsoft-com:vml" xmlns:wp14="http://schemas.microsoft.com/office/word/2010/wordprocessingDrawing" xmlns:wp="http://schemas.openxmlformats.org/drawingml/2006/wordprocessingDrawing" xmlns:w10="urn:schemas-microsoft-com:office:word" xmlns:w="http://schemas.openxmlformats.org/wordprocessingml/2006/main" xmlns:w14="http://schemas.microsoft.com/office/word/2010/wordml" xmlns:w15="http://schemas.microsoft.com/office/word/2012/wordml" xmlns:w16cex="http://schemas.microsoft.com/office/word/2018/wordml/cex" xmlns:w16cid="http://schemas.microsoft.com/office/word/2016/wordml/cid" xmlns:w16="http://schemas.microsoft.com/office/word/2018/wordml" xmlns:w16du="http://schemas.microsoft.com/office/word/2023/wordml/word16du" xmlns:w16sdtdh="http://schemas.microsoft.com/office/word/2020/wordml/sdtdatahash" xmlns:w16sdtfl="http://schemas.microsoft.com/office/word/2024/wordml/sdtformatlock" xmlns:w16se="http://schemas.microsoft.com/office/word/2015/wordml/symex" xmlns:wpg="http://schemas.microsoft.com/office/word/2010/wordprocessingGroup" xmlns:wpi="http://schemas.microsoft.com/office/word/2010/wordprocessingInk" xmlns:wne="http://schemas.microsoft.com/office/word/2006/wordml" xmlns:wps="http://schemas.microsoft.com/office/word/2010/wordprocessingShape" mc:Ignorable="w14 w15 w16se w16cid w16 w16cex w16sdtdh w16sdtfl w16du wp14">
   <w:body>
     <w:p>
       <w:pPr>
@@ -12,35 +12,10 @@
     </w:p>
     <w:p>
       <w:r>
-        <w:t>Detta dokument behandlar höga naturvärden i avverkningsanmälan A 10236-2026 i Surahammars kommun. Denna avverkningsanmälan inkom 2026-02-23 13:01:36 och omfattar 2,8 ha.</w:t>
+        <w:t>Detta dokument behandlar höga naturvärden i avverkningsanmälan A 10236-2026 i Surahammars kommun som inkom 2026-02-23 och omfattar 2,8 ha.</w:t>
       </w:r>
-    </w:p>
-    <w:p>
       <w:r>
-        <w:t>Vi begär härmed att Skogsstyrelsen fattar beslut enligt miljöbalken som säkerställer att skogens höga naturvärden bevaras samt säkerställer att EU-lagstiftning efterlevs och att artskyddsbrott förhindras. Vi önskar även ta del av de ställningstaganden och beslut som myndigheterna meddelar till följd av aktuell avverkningsanmälan och föreningens inlaga (se 34 § förvaltningslagen).</w:t>
-      </w:r>
-    </w:p>
-    <w:p>
-      <w:r>
-        <w:t>Nedan beskrivs fynd av naturvårdsarter och fridlysta arter som gjorts i det avverkningsanmälda området.</w:t>
-      </w:r>
-    </w:p>
-    <w:p>
-      <w:pPr>
-        <w:pStyle w:val="Heading1"/>
-      </w:pPr>
-      <w:r>
-        <w:t>Naturvårdsarter</w:t>
-      </w:r>
-    </w:p>
-    <w:p>
-      <w:r>
-        <w:t>I avverkningsanmälan har följande 4 naturvårdsarter hittats: vågticka (VU), brandticka (S), lopplummer (aggregat) (§9) och revlummer (§9). Av dessa är 1 rödlistade. För rödlistade arter har rödlistekategorin angivits inom parentes. Arter som är signalarter enligt Skogsstyrelsen har markerats med (S). För fridlysta arter anges även paragrafen i Artskyddsförordningen som arten är fridlyst enligt.</w:t>
-      </w:r>
-    </w:p>
-    <w:p>
-      <w:r>
-        <w:t>De påträffade naturvårdsarterna är ett tydligt kvitto på att detta rör sig om en skog med höga naturvärden. I Figur 1 visas en karta över det avverkningsanmälda området, där samtliga fyndplatser för naturvårdsarter som finns registrerade på Artportalen har markerats.</w:t>
+        <w:t xml:space="preserve"> I Figur 1 visas fyndplatser för naturvårdsarter i området, som finns registrerade på Artportalen.</w:t>
       </w:r>
     </w:p>
     <w:p>
@@ -50,7 +25,7 @@
       <w:r>
         <w:drawing>
           <wp:inline xmlns:a="http://schemas.openxmlformats.org/drawingml/2006/main" xmlns:pic="http://schemas.openxmlformats.org/drawingml/2006/picture">
-            <wp:extent cx="5486400" cy="4808863"/>
+            <wp:extent cx="5486400" cy="4710954"/>
             <wp:docPr id="1" name="Picture 1"/>
             <wp:cNvGraphicFramePr>
               <a:graphicFrameLocks noChangeAspect="1"/>
@@ -71,7 +46,7 @@
                   <pic:spPr>
                     <a:xfrm>
                       <a:off x="0" y="0"/>
-                      <a:ext cx="5486400" cy="4808863"/>
+                      <a:ext cx="5486400" cy="4710954"/>
                     </a:xfrm>
                     <a:prstGeom prst="rect"/>
                   </pic:spPr>
@@ -85,9 +60,64 @@
     <w:p>
       <w:pPr>
         <w:pStyle w:val="Caption"/>
+        <w:spacing w:after="240"/>
       </w:pPr>
       <w:r>
-        <w:t>Figur 1. Fyndplatser för naturvårdsarter i det avverkningsanmälda området (röd linje). Markörer utan svart kant är placerade på fyndplatsen. Markörer med svart kant är placerade vid sidan av fyndplatsen och har ett svart streck som visar fyndplatsens exakta position. Kartans mittpunktskoordinat är N 6618926, E 563953 i SWEREF 99 TM.</w:t>
+        <w:t>Figur 1. Fyndplatser för naturvårdsarter i och inom 25 meter från avverkningsanmälan (röd linje). Inom parentes anges rödlistekategorier, S för signalarter, Tför typiska arter och fridlysningsparagrafer i artskyddsförordningen.Markörer utan svart kant är placerade på fyndplatsen. Markörer med svart kant är placerade vid sidan av fyndplatsen och har ett svart streck som visar fyndplatsens exakta position. Kartans mittpunktskoordinat är N 6618926, E 563953 i SWEREF 99 TM.</w:t>
+      </w:r>
+    </w:p>
+    <w:p>
+      <w:r>
+        <w:t>Vi begär härmed att Skogsstyrelsen fattar beslut enligt miljöbalken som säkerställer att skogens höga naturvärden bevaras samt att EU-lagstiftning efterlevs och att artskyddsbrott förhindras.</w:t>
+      </w:r>
+    </w:p>
+    <w:p>
+      <w:r>
+        <w:t>Vi önskar även ta del av de ställningstaganden och beslut som myndigheten meddelar till följd av aktuell avverkningsanmälan och föreningens inlaga (se 34 § förvaltningslagen).</w:t>
+      </w:r>
+    </w:p>
+    <w:p>
+      <w:r>
+        <w:t>Nedan beskrivs fynd av naturvårdsarter och fridlysta arter som gjorts i det avverkningsanmälda området.</w:t>
+      </w:r>
+    </w:p>
+    <w:p>
+      <w:pPr>
+        <w:pStyle w:val="Heading1"/>
+      </w:pPr>
+      <w:r>
+        <w:t>Naturvårdsarter</w:t>
+      </w:r>
+    </w:p>
+    <w:p>
+      <w:r>
+        <w:t>I och inom 25 meter från avverkningsanmälan har följande 6 naturvårdsarter hittats: gullpudra (NT, T), vågticka (NT), brandticka (S), strutbräken (S, T), lopplummer (aggregat) (§9) och revlummer (§9). Av dessa är 2 rödlistade. För rödlistade arter har rödlistekategorin angivits inom parentes. Arter som är signalarter enligt Skogsstyrelsen har markerats med (S). Typiska arter inom Natura 2000 som är kopplade till skogsekosystem har markerats med (T). För fridlysta arter anges även paragrafen i Artskyddsförordningen som arten är fridlyst enligt.</w:t>
+      </w:r>
+    </w:p>
+    <w:p>
+      <w:r>
+        <w:t>De påträffade naturvårdsarterna är ett tydligt kvitto på att det rör sig om en skog med höga naturvärden.</w:t>
+      </w:r>
+    </w:p>
+    <w:p>
+      <w:pPr>
+        <w:pStyle w:val="Heading2"/>
+      </w:pPr>
+      <w:r>
+        <w:t>Fridlysta arter</w:t>
+      </w:r>
+    </w:p>
+    <w:p>
+      <w:r>
+        <w:t>Följande fridlysta arter har sina livsmiljöer och växtplatser i den avverkningsanmälda skogen: lopplummer (aggregat) (§9) och revlummer (§9).</w:t>
+      </w:r>
+    </w:p>
+    <w:p>
+      <w:pPr>
+        <w:pStyle w:val="Heading2"/>
+      </w:pPr>
+      <w:r>
+        <w:t>Övriga naturvårdsarter</w:t>
       </w:r>
     </w:p>
     <w:p>
@@ -106,23 +136,68 @@
         <w:rPr>
           <w:b/>
         </w:rPr>
+        <w:t>Gullpudra (NT)</w:t>
+      </w:r>
+      <w:r>
+        <w:t xml:space="preserve"> växer sparsamt främst i källpåverkad sumpskog i södra och mellersta Sverige norrut till Jämtland-Västernorrland. Kommer in på rödlistan för första gången 2025 till följd av en stark minskning (&gt;50%) i Riksskogstaxeringens data. Minskningstakten överstiger gränsvärdet för Starkt hotad (EN) enligt A-kriteriet.  Då minskningen har en stor osäkerhet så nedgraderas rödlistekategorin två steg till Nära hotad. Gullpudra är typisk art för </w:t>
+      </w:r>
+      <w:r>
+        <w:rPr>
+          <w:i/>
+        </w:rPr>
+        <w:t xml:space="preserve">9080 Lövsumpskog, 7160 Källor och källkärr </w:t>
+      </w:r>
+      <w:r>
+        <w:t>och</w:t>
+      </w:r>
+      <w:r>
+        <w:rPr>
+          <w:i/>
+        </w:rPr>
+        <w:t xml:space="preserve"> 7310 Aapamyrar</w:t>
+      </w:r>
+      <w:r>
+        <w:t xml:space="preserve"> (SLU Artdatabanken, 2026).</w:t>
+      </w:r>
+    </w:p>
+    <w:p>
+      <w:r>
+        <w:rPr>
+          <w:b/>
+        </w:rPr>
+        <w:t xml:space="preserve">Strutbräken </w:t>
+      </w:r>
+      <w:r>
+        <w:t xml:space="preserve">är normalt en mycket bra och tydlig signalart som visar på flera olika fuktiga biotoper med rörligt markvatten som nästan alltid har höga naturvärden. Den växer på skuggiga, fuktiga, näringsrika mullmarker längs bäckdalar, åar, älvar, översilade sluttningar med högörtsgranskog och svämlövskogar med kortvarigt översvämmade sedimentplan. Växtplatserna har ytligt rörligt markvatten och konstant hög luftfuktighet. Arten är känslig för avverkning och dikning.Strutbräken är typisk art för </w:t>
+      </w:r>
+      <w:r>
+        <w:rPr>
+          <w:i/>
+        </w:rPr>
+        <w:t xml:space="preserve">9050 Näringsrik granskog, 9080 Lövsumpskog, 9750 Svämlövskog, 9760 Svämädellövskog </w:t>
+      </w:r>
+      <w:r>
+        <w:t>och</w:t>
+      </w:r>
+      <w:r>
+        <w:rPr>
+          <w:i/>
+        </w:rPr>
+        <w:t xml:space="preserve"> 6430 Högörtängar</w:t>
+      </w:r>
+      <w:r>
+        <w:t xml:space="preserve"> (Nitare &amp; Skogsstyrelsen, 2019; SLU Artdatabanken, 2025).</w:t>
+      </w:r>
+    </w:p>
+    <w:p>
+      <w:r>
+        <w:rPr>
+          <w:b/>
+        </w:rPr>
         <w:t xml:space="preserve">Vågticka (NT) </w:t>
       </w:r>
       <w:r>
         <w:t>förekommer främst i rikare kontinuitetsskogar med mycket död ved. Den växer på grova lågor och stubbar av gran och asp, men ibland även på andra trädslag.  Arten missgynnas av slutavverkning av äldre barrskog med lång skoglig kontinuitet, men även av skogliga åtgärder som t.ex. markberedning som förstör lågor. Minskningstakten för den svenska populationen bedöms vara nära gränsvärdet för sårbar (VU) (SLU Artdatabanken, 2026).</w:t>
-      </w:r>
-    </w:p>
-    <w:p>
-      <w:pPr>
-        <w:pStyle w:val="Heading1"/>
-      </w:pPr>
-      <w:r>
-        <w:t>Fridlysta arter</w:t>
-      </w:r>
-    </w:p>
-    <w:p>
-      <w:r>
-        <w:t>Följande fridlysta arter har sina livsmiljöer och växtplatser i den avverkningsanmälda skogen: lopplummer (aggregat) (§9) och revlummer (§9).</w:t>
       </w:r>
     </w:p>
     <w:sectPr>
@@ -143,7 +218,7 @@
 </file>
 
 <file path=word/endnotes.xml><?xml version="1.0" encoding="utf-8"?>
-<w:endnotes xmlns:wpc="http://schemas.microsoft.com/office/word/2010/wordprocessingCanvas" xmlns:cx="http://schemas.microsoft.com/office/drawing/2014/chartex" xmlns:cx1="http://schemas.microsoft.com/office/drawing/2015/9/8/chartex" xmlns:cx2="http://schemas.microsoft.com/office/drawing/2015/10/21/chartex" xmlns:cx3="http://schemas.microsoft.com/office/drawing/2016/5/9/chartex" xmlns:cx4="http://schemas.microsoft.com/office/drawing/2016/5/10/chartex" xmlns:cx5="http://schemas.microsoft.com/office/drawing/2016/5/11/chartex" xmlns:cx6="http://schemas.microsoft.com/office/drawing/2016/5/12/chartex" xmlns:cx7="http://schemas.microsoft.com/office/drawing/2016/5/13/chartex" xmlns:cx8="http://schemas.microsoft.com/office/drawing/2016/5/14/chartex" xmlns:mc="http://schemas.openxmlformats.org/markup-compatibility/2006" xmlns:aink="http://schemas.microsoft.com/office/drawing/2016/ink" xmlns:am3d="http://schemas.microsoft.com/office/drawing/2017/model3d" xmlns:o="urn:schemas-microsoft-com:office:office" xmlns:oel="http://schemas.microsoft.com/office/2019/extlst" xmlns:r="http://schemas.openxmlformats.org/officeDocument/2006/relationships" xmlns:m="http://schemas.openxmlformats.org/officeDocument/2006/math" xmlns:v="urn:schemas-microsoft-com:vml" xmlns:wp14="http://schemas.microsoft.com/office/word/2010/wordprocessingDrawing" xmlns:wp="http://schemas.openxmlformats.org/drawingml/2006/wordprocessingDrawing" xmlns:w10="urn:schemas-microsoft-com:office:word" xmlns:w="http://schemas.openxmlformats.org/wordprocessingml/2006/main" xmlns:w14="http://schemas.microsoft.com/office/word/2010/wordml" xmlns:w15="http://schemas.microsoft.com/office/word/2012/wordml" xmlns:w16cex="http://schemas.microsoft.com/office/word/2018/wordml/cex" xmlns:w16cid="http://schemas.microsoft.com/office/word/2016/wordml/cid" xmlns:w16="http://schemas.microsoft.com/office/word/2018/wordml" xmlns:w16sdtdh="http://schemas.microsoft.com/office/word/2020/wordml/sdtdatahash" xmlns:w16se="http://schemas.microsoft.com/office/word/2015/wordml/symex" xmlns:wpg="http://schemas.microsoft.com/office/word/2010/wordprocessingGroup" xmlns:wpi="http://schemas.microsoft.com/office/word/2010/wordprocessingInk" xmlns:wne="http://schemas.microsoft.com/office/word/2006/wordml" xmlns:wps="http://schemas.microsoft.com/office/word/2010/wordprocessingShape" mc:Ignorable="w14 w15 w16se w16cid w16 w16cex w16sdtdh wp14">
+<w:endnotes xmlns:wpc="http://schemas.microsoft.com/office/word/2010/wordprocessingCanvas" xmlns:cx="http://schemas.microsoft.com/office/drawing/2014/chartex" xmlns:cx1="http://schemas.microsoft.com/office/drawing/2015/9/8/chartex" xmlns:cx2="http://schemas.microsoft.com/office/drawing/2015/10/21/chartex" xmlns:cx3="http://schemas.microsoft.com/office/drawing/2016/5/9/chartex" xmlns:cx4="http://schemas.microsoft.com/office/drawing/2016/5/10/chartex" xmlns:cx5="http://schemas.microsoft.com/office/drawing/2016/5/11/chartex" xmlns:cx6="http://schemas.microsoft.com/office/drawing/2016/5/12/chartex" xmlns:cx7="http://schemas.microsoft.com/office/drawing/2016/5/13/chartex" xmlns:cx8="http://schemas.microsoft.com/office/drawing/2016/5/14/chartex" xmlns:mc="http://schemas.openxmlformats.org/markup-compatibility/2006" xmlns:aink="http://schemas.microsoft.com/office/drawing/2016/ink" xmlns:am3d="http://schemas.microsoft.com/office/drawing/2017/model3d" xmlns:o="urn:schemas-microsoft-com:office:office" xmlns:oel="http://schemas.microsoft.com/office/2019/extlst" xmlns:r="http://schemas.openxmlformats.org/officeDocument/2006/relationships" xmlns:m="http://schemas.openxmlformats.org/officeDocument/2006/math" xmlns:v="urn:schemas-microsoft-com:vml" xmlns:wp14="http://schemas.microsoft.com/office/word/2010/wordprocessingDrawing" xmlns:wp="http://schemas.openxmlformats.org/drawingml/2006/wordprocessingDrawing" xmlns:w10="urn:schemas-microsoft-com:office:word" xmlns:w="http://schemas.openxmlformats.org/wordprocessingml/2006/main" xmlns:w14="http://schemas.microsoft.com/office/word/2010/wordml" xmlns:w15="http://schemas.microsoft.com/office/word/2012/wordml" xmlns:w16cex="http://schemas.microsoft.com/office/word/2018/wordml/cex" xmlns:w16cid="http://schemas.microsoft.com/office/word/2016/wordml/cid" xmlns:w16="http://schemas.microsoft.com/office/word/2018/wordml" xmlns:w16du="http://schemas.microsoft.com/office/word/2023/wordml/word16du" xmlns:w16sdtdh="http://schemas.microsoft.com/office/word/2020/wordml/sdtdatahash" xmlns:w16sdtfl="http://schemas.microsoft.com/office/word/2024/wordml/sdtformatlock" xmlns:w16se="http://schemas.microsoft.com/office/word/2015/wordml/symex" xmlns:wpg="http://schemas.microsoft.com/office/word/2010/wordprocessingGroup" xmlns:wpi="http://schemas.microsoft.com/office/word/2010/wordprocessingInk" xmlns:wne="http://schemas.microsoft.com/office/word/2006/wordml" xmlns:wps="http://schemas.microsoft.com/office/word/2010/wordprocessingShape" mc:Ignorable="w14 w15 w16se w16cid w16 w16cex w16sdtdh w16sdtfl w16du wp14">
   <w:endnote w:type="separator" w:id="-1">
     <w:p>
       <w:pPr>
@@ -168,7 +243,7 @@
 </file>
 
 <file path=word/footer1.xml><?xml version="1.0" encoding="utf-8"?>
-<w:ftr xmlns:wpc="http://schemas.microsoft.com/office/word/2010/wordprocessingCanvas" xmlns:cx="http://schemas.microsoft.com/office/drawing/2014/chartex" xmlns:cx1="http://schemas.microsoft.com/office/drawing/2015/9/8/chartex" xmlns:cx2="http://schemas.microsoft.com/office/drawing/2015/10/21/chartex" xmlns:cx3="http://schemas.microsoft.com/office/drawing/2016/5/9/chartex" xmlns:cx4="http://schemas.microsoft.com/office/drawing/2016/5/10/chartex" xmlns:cx5="http://schemas.microsoft.com/office/drawing/2016/5/11/chartex" xmlns:cx6="http://schemas.microsoft.com/office/drawing/2016/5/12/chartex" xmlns:cx7="http://schemas.microsoft.com/office/drawing/2016/5/13/chartex" xmlns:cx8="http://schemas.microsoft.com/office/drawing/2016/5/14/chartex" xmlns:mc="http://schemas.openxmlformats.org/markup-compatibility/2006" xmlns:aink="http://schemas.microsoft.com/office/drawing/2016/ink" xmlns:am3d="http://schemas.microsoft.com/office/drawing/2017/model3d" xmlns:o="urn:schemas-microsoft-com:office:office" xmlns:oel="http://schemas.microsoft.com/office/2019/extlst" xmlns:r="http://schemas.openxmlformats.org/officeDocument/2006/relationships" xmlns:m="http://schemas.openxmlformats.org/officeDocument/2006/math" xmlns:v="urn:schemas-microsoft-com:vml" xmlns:wp14="http://schemas.microsoft.com/office/word/2010/wordprocessingDrawing" xmlns:wp="http://schemas.openxmlformats.org/drawingml/2006/wordprocessingDrawing" xmlns:w10="urn:schemas-microsoft-com:office:word" xmlns:w="http://schemas.openxmlformats.org/wordprocessingml/2006/main" xmlns:w14="http://schemas.microsoft.com/office/word/2010/wordml" xmlns:w15="http://schemas.microsoft.com/office/word/2012/wordml" xmlns:w16cex="http://schemas.microsoft.com/office/word/2018/wordml/cex" xmlns:w16cid="http://schemas.microsoft.com/office/word/2016/wordml/cid" xmlns:w16="http://schemas.microsoft.com/office/word/2018/wordml" xmlns:w16sdtdh="http://schemas.microsoft.com/office/word/2020/wordml/sdtdatahash" xmlns:w16se="http://schemas.microsoft.com/office/word/2015/wordml/symex" xmlns:wpg="http://schemas.microsoft.com/office/word/2010/wordprocessingGroup" xmlns:wpi="http://schemas.microsoft.com/office/word/2010/wordprocessingInk" xmlns:wne="http://schemas.microsoft.com/office/word/2006/wordml" xmlns:wps="http://schemas.microsoft.com/office/word/2010/wordprocessingShape" mc:Ignorable="w14 w15 w16se w16cid w16 w16cex w16sdtdh wp14">
+<w:ftr xmlns:wpc="http://schemas.microsoft.com/office/word/2010/wordprocessingCanvas" xmlns:cx="http://schemas.microsoft.com/office/drawing/2014/chartex" xmlns:cx1="http://schemas.microsoft.com/office/drawing/2015/9/8/chartex" xmlns:cx2="http://schemas.microsoft.com/office/drawing/2015/10/21/chartex" xmlns:cx3="http://schemas.microsoft.com/office/drawing/2016/5/9/chartex" xmlns:cx4="http://schemas.microsoft.com/office/drawing/2016/5/10/chartex" xmlns:cx5="http://schemas.microsoft.com/office/drawing/2016/5/11/chartex" xmlns:cx6="http://schemas.microsoft.com/office/drawing/2016/5/12/chartex" xmlns:cx7="http://schemas.microsoft.com/office/drawing/2016/5/13/chartex" xmlns:cx8="http://schemas.microsoft.com/office/drawing/2016/5/14/chartex" xmlns:mc="http://schemas.openxmlformats.org/markup-compatibility/2006" xmlns:aink="http://schemas.microsoft.com/office/drawing/2016/ink" xmlns:am3d="http://schemas.microsoft.com/office/drawing/2017/model3d" xmlns:o="urn:schemas-microsoft-com:office:office" xmlns:oel="http://schemas.microsoft.com/office/2019/extlst" xmlns:r="http://schemas.openxmlformats.org/officeDocument/2006/relationships" xmlns:m="http://schemas.openxmlformats.org/officeDocument/2006/math" xmlns:v="urn:schemas-microsoft-com:vml" xmlns:wp14="http://schemas.microsoft.com/office/word/2010/wordprocessingDrawing" xmlns:wp="http://schemas.openxmlformats.org/drawingml/2006/wordprocessingDrawing" xmlns:w10="urn:schemas-microsoft-com:office:word" xmlns:w="http://schemas.openxmlformats.org/wordprocessingml/2006/main" xmlns:w14="http://schemas.microsoft.com/office/word/2010/wordml" xmlns:w15="http://schemas.microsoft.com/office/word/2012/wordml" xmlns:w16cex="http://schemas.microsoft.com/office/word/2018/wordml/cex" xmlns:w16cid="http://schemas.microsoft.com/office/word/2016/wordml/cid" xmlns:w16="http://schemas.microsoft.com/office/word/2018/wordml" xmlns:w16du="http://schemas.microsoft.com/office/word/2023/wordml/word16du" xmlns:w16sdtdh="http://schemas.microsoft.com/office/word/2020/wordml/sdtdatahash" xmlns:w16sdtfl="http://schemas.microsoft.com/office/word/2024/wordml/sdtformatlock" xmlns:w16se="http://schemas.microsoft.com/office/word/2015/wordml/symex" xmlns:wpg="http://schemas.microsoft.com/office/word/2010/wordprocessingGroup" xmlns:wpi="http://schemas.microsoft.com/office/word/2010/wordprocessingInk" xmlns:wne="http://schemas.microsoft.com/office/word/2006/wordml" xmlns:wps="http://schemas.microsoft.com/office/word/2010/wordprocessingShape" mc:Ignorable="w14 w15 w16se w16cid w16 w16cex w16sdtdh w16sdtfl w16du wp14">
   <w:p>
     <w:pPr>
       <w:pStyle w:val="Footer"/>
@@ -178,7 +253,7 @@
 </file>
 
 <file path=word/footer2.xml><?xml version="1.0" encoding="utf-8"?>
-<w:ftr xmlns:wpc="http://schemas.microsoft.com/office/word/2010/wordprocessingCanvas" xmlns:cx="http://schemas.microsoft.com/office/drawing/2014/chartex" xmlns:cx1="http://schemas.microsoft.com/office/drawing/2015/9/8/chartex" xmlns:cx2="http://schemas.microsoft.com/office/drawing/2015/10/21/chartex" xmlns:cx3="http://schemas.microsoft.com/office/drawing/2016/5/9/chartex" xmlns:cx4="http://schemas.microsoft.com/office/drawing/2016/5/10/chartex" xmlns:cx5="http://schemas.microsoft.com/office/drawing/2016/5/11/chartex" xmlns:cx6="http://schemas.microsoft.com/office/drawing/2016/5/12/chartex" xmlns:cx7="http://schemas.microsoft.com/office/drawing/2016/5/13/chartex" xmlns:cx8="http://schemas.microsoft.com/office/drawing/2016/5/14/chartex" xmlns:mc="http://schemas.openxmlformats.org/markup-compatibility/2006" xmlns:aink="http://schemas.microsoft.com/office/drawing/2016/ink" xmlns:am3d="http://schemas.microsoft.com/office/drawing/2017/model3d" xmlns:o="urn:schemas-microsoft-com:office:office" xmlns:oel="http://schemas.microsoft.com/office/2019/extlst" xmlns:r="http://schemas.openxmlformats.org/officeDocument/2006/relationships" xmlns:m="http://schemas.openxmlformats.org/officeDocument/2006/math" xmlns:v="urn:schemas-microsoft-com:vml" xmlns:wp14="http://schemas.microsoft.com/office/word/2010/wordprocessingDrawing" xmlns:wp="http://schemas.openxmlformats.org/drawingml/2006/wordprocessingDrawing" xmlns:w10="urn:schemas-microsoft-com:office:word" xmlns:w="http://schemas.openxmlformats.org/wordprocessingml/2006/main" xmlns:w14="http://schemas.microsoft.com/office/word/2010/wordml" xmlns:w15="http://schemas.microsoft.com/office/word/2012/wordml" xmlns:w16cex="http://schemas.microsoft.com/office/word/2018/wordml/cex" xmlns:w16cid="http://schemas.microsoft.com/office/word/2016/wordml/cid" xmlns:w16="http://schemas.microsoft.com/office/word/2018/wordml" xmlns:w16sdtdh="http://schemas.microsoft.com/office/word/2020/wordml/sdtdatahash" xmlns:w16se="http://schemas.microsoft.com/office/word/2015/wordml/symex" xmlns:wpg="http://schemas.microsoft.com/office/word/2010/wordprocessingGroup" xmlns:wpi="http://schemas.microsoft.com/office/word/2010/wordprocessingInk" xmlns:wne="http://schemas.microsoft.com/office/word/2006/wordml" xmlns:wps="http://schemas.microsoft.com/office/word/2010/wordprocessingShape" mc:Ignorable="w14 w15 w16se w16cid w16 w16cex w16sdtdh wp14">
+<w:ftr xmlns:wpc="http://schemas.microsoft.com/office/word/2010/wordprocessingCanvas" xmlns:cx="http://schemas.microsoft.com/office/drawing/2014/chartex" xmlns:cx1="http://schemas.microsoft.com/office/drawing/2015/9/8/chartex" xmlns:cx2="http://schemas.microsoft.com/office/drawing/2015/10/21/chartex" xmlns:cx3="http://schemas.microsoft.com/office/drawing/2016/5/9/chartex" xmlns:cx4="http://schemas.microsoft.com/office/drawing/2016/5/10/chartex" xmlns:cx5="http://schemas.microsoft.com/office/drawing/2016/5/11/chartex" xmlns:cx6="http://schemas.microsoft.com/office/drawing/2016/5/12/chartex" xmlns:cx7="http://schemas.microsoft.com/office/drawing/2016/5/13/chartex" xmlns:cx8="http://schemas.microsoft.com/office/drawing/2016/5/14/chartex" xmlns:mc="http://schemas.openxmlformats.org/markup-compatibility/2006" xmlns:aink="http://schemas.microsoft.com/office/drawing/2016/ink" xmlns:am3d="http://schemas.microsoft.com/office/drawing/2017/model3d" xmlns:o="urn:schemas-microsoft-com:office:office" xmlns:oel="http://schemas.microsoft.com/office/2019/extlst" xmlns:r="http://schemas.openxmlformats.org/officeDocument/2006/relationships" xmlns:m="http://schemas.openxmlformats.org/officeDocument/2006/math" xmlns:v="urn:schemas-microsoft-com:vml" xmlns:wp14="http://schemas.microsoft.com/office/word/2010/wordprocessingDrawing" xmlns:wp="http://schemas.openxmlformats.org/drawingml/2006/wordprocessingDrawing" xmlns:w10="urn:schemas-microsoft-com:office:word" xmlns:w="http://schemas.openxmlformats.org/wordprocessingml/2006/main" xmlns:w14="http://schemas.microsoft.com/office/word/2010/wordml" xmlns:w15="http://schemas.microsoft.com/office/word/2012/wordml" xmlns:w16cex="http://schemas.microsoft.com/office/word/2018/wordml/cex" xmlns:w16cid="http://schemas.microsoft.com/office/word/2016/wordml/cid" xmlns:w16="http://schemas.microsoft.com/office/word/2018/wordml" xmlns:w16du="http://schemas.microsoft.com/office/word/2023/wordml/word16du" xmlns:w16sdtdh="http://schemas.microsoft.com/office/word/2020/wordml/sdtdatahash" xmlns:w16sdtfl="http://schemas.microsoft.com/office/word/2024/wordml/sdtformatlock" xmlns:w16se="http://schemas.microsoft.com/office/word/2015/wordml/symex" xmlns:wpg="http://schemas.microsoft.com/office/word/2010/wordprocessingGroup" xmlns:wpi="http://schemas.microsoft.com/office/word/2010/wordprocessingInk" xmlns:wne="http://schemas.microsoft.com/office/word/2006/wordml" xmlns:wps="http://schemas.microsoft.com/office/word/2010/wordprocessingShape" mc:Ignorable="w14 w15 w16se w16cid w16 w16cex w16sdtdh w16sdtfl w16du wp14">
   <w:p>
     <w:pPr>
       <w:pStyle w:val="Footer"/>
@@ -188,7 +263,7 @@
 </file>
 
 <file path=word/footer3.xml><?xml version="1.0" encoding="utf-8"?>
-<w:ftr xmlns:wpc="http://schemas.microsoft.com/office/word/2010/wordprocessingCanvas" xmlns:cx="http://schemas.microsoft.com/office/drawing/2014/chartex" xmlns:cx1="http://schemas.microsoft.com/office/drawing/2015/9/8/chartex" xmlns:cx2="http://schemas.microsoft.com/office/drawing/2015/10/21/chartex" xmlns:cx3="http://schemas.microsoft.com/office/drawing/2016/5/9/chartex" xmlns:cx4="http://schemas.microsoft.com/office/drawing/2016/5/10/chartex" xmlns:cx5="http://schemas.microsoft.com/office/drawing/2016/5/11/chartex" xmlns:cx6="http://schemas.microsoft.com/office/drawing/2016/5/12/chartex" xmlns:cx7="http://schemas.microsoft.com/office/drawing/2016/5/13/chartex" xmlns:cx8="http://schemas.microsoft.com/office/drawing/2016/5/14/chartex" xmlns:mc="http://schemas.openxmlformats.org/markup-compatibility/2006" xmlns:aink="http://schemas.microsoft.com/office/drawing/2016/ink" xmlns:am3d="http://schemas.microsoft.com/office/drawing/2017/model3d" xmlns:o="urn:schemas-microsoft-com:office:office" xmlns:oel="http://schemas.microsoft.com/office/2019/extlst" xmlns:r="http://schemas.openxmlformats.org/officeDocument/2006/relationships" xmlns:m="http://schemas.openxmlformats.org/officeDocument/2006/math" xmlns:v="urn:schemas-microsoft-com:vml" xmlns:wp14="http://schemas.microsoft.com/office/word/2010/wordprocessingDrawing" xmlns:wp="http://schemas.openxmlformats.org/drawingml/2006/wordprocessingDrawing" xmlns:w10="urn:schemas-microsoft-com:office:word" xmlns:w="http://schemas.openxmlformats.org/wordprocessingml/2006/main" xmlns:w14="http://schemas.microsoft.com/office/word/2010/wordml" xmlns:w15="http://schemas.microsoft.com/office/word/2012/wordml" xmlns:w16cex="http://schemas.microsoft.com/office/word/2018/wordml/cex" xmlns:w16cid="http://schemas.microsoft.com/office/word/2016/wordml/cid" xmlns:w16="http://schemas.microsoft.com/office/word/2018/wordml" xmlns:w16sdtdh="http://schemas.microsoft.com/office/word/2020/wordml/sdtdatahash" xmlns:w16se="http://schemas.microsoft.com/office/word/2015/wordml/symex" xmlns:wpg="http://schemas.microsoft.com/office/word/2010/wordprocessingGroup" xmlns:wpi="http://schemas.microsoft.com/office/word/2010/wordprocessingInk" xmlns:wne="http://schemas.microsoft.com/office/word/2006/wordml" xmlns:wps="http://schemas.microsoft.com/office/word/2010/wordprocessingShape" mc:Ignorable="w14 w15 w16se w16cid w16 w16cex w16sdtdh wp14">
+<w:ftr xmlns:wpc="http://schemas.microsoft.com/office/word/2010/wordprocessingCanvas" xmlns:cx="http://schemas.microsoft.com/office/drawing/2014/chartex" xmlns:cx1="http://schemas.microsoft.com/office/drawing/2015/9/8/chartex" xmlns:cx2="http://schemas.microsoft.com/office/drawing/2015/10/21/chartex" xmlns:cx3="http://schemas.microsoft.com/office/drawing/2016/5/9/chartex" xmlns:cx4="http://schemas.microsoft.com/office/drawing/2016/5/10/chartex" xmlns:cx5="http://schemas.microsoft.com/office/drawing/2016/5/11/chartex" xmlns:cx6="http://schemas.microsoft.com/office/drawing/2016/5/12/chartex" xmlns:cx7="http://schemas.microsoft.com/office/drawing/2016/5/13/chartex" xmlns:cx8="http://schemas.microsoft.com/office/drawing/2016/5/14/chartex" xmlns:mc="http://schemas.openxmlformats.org/markup-compatibility/2006" xmlns:aink="http://schemas.microsoft.com/office/drawing/2016/ink" xmlns:am3d="http://schemas.microsoft.com/office/drawing/2017/model3d" xmlns:o="urn:schemas-microsoft-com:office:office" xmlns:oel="http://schemas.microsoft.com/office/2019/extlst" xmlns:r="http://schemas.openxmlformats.org/officeDocument/2006/relationships" xmlns:m="http://schemas.openxmlformats.org/officeDocument/2006/math" xmlns:v="urn:schemas-microsoft-com:vml" xmlns:wp14="http://schemas.microsoft.com/office/word/2010/wordprocessingDrawing" xmlns:wp="http://schemas.openxmlformats.org/drawingml/2006/wordprocessingDrawing" xmlns:w10="urn:schemas-microsoft-com:office:word" xmlns:w="http://schemas.openxmlformats.org/wordprocessingml/2006/main" xmlns:w14="http://schemas.microsoft.com/office/word/2010/wordml" xmlns:w15="http://schemas.microsoft.com/office/word/2012/wordml" xmlns:w16cex="http://schemas.microsoft.com/office/word/2018/wordml/cex" xmlns:w16cid="http://schemas.microsoft.com/office/word/2016/wordml/cid" xmlns:w16="http://schemas.microsoft.com/office/word/2018/wordml" xmlns:w16du="http://schemas.microsoft.com/office/word/2023/wordml/word16du" xmlns:w16sdtdh="http://schemas.microsoft.com/office/word/2020/wordml/sdtdatahash" xmlns:w16sdtfl="http://schemas.microsoft.com/office/word/2024/wordml/sdtformatlock" xmlns:w16se="http://schemas.microsoft.com/office/word/2015/wordml/symex" xmlns:wpg="http://schemas.microsoft.com/office/word/2010/wordprocessingGroup" xmlns:wpi="http://schemas.microsoft.com/office/word/2010/wordprocessingInk" xmlns:wne="http://schemas.microsoft.com/office/word/2006/wordml" xmlns:wps="http://schemas.microsoft.com/office/word/2010/wordprocessingShape" mc:Ignorable="w14 w15 w16se w16cid w16 w16cex w16sdtdh w16sdtfl w16du wp14">
   <w:p>
     <w:pPr>
       <w:pStyle w:val="Footer"/>
@@ -198,7 +273,7 @@
 </file>
 
 <file path=word/footnotes.xml><?xml version="1.0" encoding="utf-8"?>
-<w:footnotes xmlns:wpc="http://schemas.microsoft.com/office/word/2010/wordprocessingCanvas" xmlns:cx="http://schemas.microsoft.com/office/drawing/2014/chartex" xmlns:cx1="http://schemas.microsoft.com/office/drawing/2015/9/8/chartex" xmlns:cx2="http://schemas.microsoft.com/office/drawing/2015/10/21/chartex" xmlns:cx3="http://schemas.microsoft.com/office/drawing/2016/5/9/chartex" xmlns:cx4="http://schemas.microsoft.com/office/drawing/2016/5/10/chartex" xmlns:cx5="http://schemas.microsoft.com/office/drawing/2016/5/11/chartex" xmlns:cx6="http://schemas.microsoft.com/office/drawing/2016/5/12/chartex" xmlns:cx7="http://schemas.microsoft.com/office/drawing/2016/5/13/chartex" xmlns:cx8="http://schemas.microsoft.com/office/drawing/2016/5/14/chartex" xmlns:mc="http://schemas.openxmlformats.org/markup-compatibility/2006" xmlns:aink="http://schemas.microsoft.com/office/drawing/2016/ink" xmlns:am3d="http://schemas.microsoft.com/office/drawing/2017/model3d" xmlns:o="urn:schemas-microsoft-com:office:office" xmlns:oel="http://schemas.microsoft.com/office/2019/extlst" xmlns:r="http://schemas.openxmlformats.org/officeDocument/2006/relationships" xmlns:m="http://schemas.openxmlformats.org/officeDocument/2006/math" xmlns:v="urn:schemas-microsoft-com:vml" xmlns:wp14="http://schemas.microsoft.com/office/word/2010/wordprocessingDrawing" xmlns:wp="http://schemas.openxmlformats.org/drawingml/2006/wordprocessingDrawing" xmlns:w10="urn:schemas-microsoft-com:office:word" xmlns:w="http://schemas.openxmlformats.org/wordprocessingml/2006/main" xmlns:w14="http://schemas.microsoft.com/office/word/2010/wordml" xmlns:w15="http://schemas.microsoft.com/office/word/2012/wordml" xmlns:w16cex="http://schemas.microsoft.com/office/word/2018/wordml/cex" xmlns:w16cid="http://schemas.microsoft.com/office/word/2016/wordml/cid" xmlns:w16="http://schemas.microsoft.com/office/word/2018/wordml" xmlns:w16sdtdh="http://schemas.microsoft.com/office/word/2020/wordml/sdtdatahash" xmlns:w16se="http://schemas.microsoft.com/office/word/2015/wordml/symex" xmlns:wpg="http://schemas.microsoft.com/office/word/2010/wordprocessingGroup" xmlns:wpi="http://schemas.microsoft.com/office/word/2010/wordprocessingInk" xmlns:wne="http://schemas.microsoft.com/office/word/2006/wordml" xmlns:wps="http://schemas.microsoft.com/office/word/2010/wordprocessingShape" mc:Ignorable="w14 w15 w16se w16cid w16 w16cex w16sdtdh wp14">
+<w:footnotes xmlns:wpc="http://schemas.microsoft.com/office/word/2010/wordprocessingCanvas" xmlns:cx="http://schemas.microsoft.com/office/drawing/2014/chartex" xmlns:cx1="http://schemas.microsoft.com/office/drawing/2015/9/8/chartex" xmlns:cx2="http://schemas.microsoft.com/office/drawing/2015/10/21/chartex" xmlns:cx3="http://schemas.microsoft.com/office/drawing/2016/5/9/chartex" xmlns:cx4="http://schemas.microsoft.com/office/drawing/2016/5/10/chartex" xmlns:cx5="http://schemas.microsoft.com/office/drawing/2016/5/11/chartex" xmlns:cx6="http://schemas.microsoft.com/office/drawing/2016/5/12/chartex" xmlns:cx7="http://schemas.microsoft.com/office/drawing/2016/5/13/chartex" xmlns:cx8="http://schemas.microsoft.com/office/drawing/2016/5/14/chartex" xmlns:mc="http://schemas.openxmlformats.org/markup-compatibility/2006" xmlns:aink="http://schemas.microsoft.com/office/drawing/2016/ink" xmlns:am3d="http://schemas.microsoft.com/office/drawing/2017/model3d" xmlns:o="urn:schemas-microsoft-com:office:office" xmlns:oel="http://schemas.microsoft.com/office/2019/extlst" xmlns:r="http://schemas.openxmlformats.org/officeDocument/2006/relationships" xmlns:m="http://schemas.openxmlformats.org/officeDocument/2006/math" xmlns:v="urn:schemas-microsoft-com:vml" xmlns:wp14="http://schemas.microsoft.com/office/word/2010/wordprocessingDrawing" xmlns:wp="http://schemas.openxmlformats.org/drawingml/2006/wordprocessingDrawing" xmlns:w10="urn:schemas-microsoft-com:office:word" xmlns:w="http://schemas.openxmlformats.org/wordprocessingml/2006/main" xmlns:w14="http://schemas.microsoft.com/office/word/2010/wordml" xmlns:w15="http://schemas.microsoft.com/office/word/2012/wordml" xmlns:w16cex="http://schemas.microsoft.com/office/word/2018/wordml/cex" xmlns:w16cid="http://schemas.microsoft.com/office/word/2016/wordml/cid" xmlns:w16="http://schemas.microsoft.com/office/word/2018/wordml" xmlns:w16du="http://schemas.microsoft.com/office/word/2023/wordml/word16du" xmlns:w16sdtdh="http://schemas.microsoft.com/office/word/2020/wordml/sdtdatahash" xmlns:w16sdtfl="http://schemas.microsoft.com/office/word/2024/wordml/sdtformatlock" xmlns:w16se="http://schemas.microsoft.com/office/word/2015/wordml/symex" xmlns:wpg="http://schemas.microsoft.com/office/word/2010/wordprocessingGroup" xmlns:wpi="http://schemas.microsoft.com/office/word/2010/wordprocessingInk" xmlns:wne="http://schemas.microsoft.com/office/word/2006/wordml" xmlns:wps="http://schemas.microsoft.com/office/word/2010/wordprocessingShape" mc:Ignorable="w14 w15 w16se w16cid w16 w16cex w16sdtdh w16sdtfl w16du wp14">
   <w:footnote w:type="separator" w:id="-1">
     <w:p>
       <w:pPr>
@@ -223,7 +298,7 @@
 </file>
 
 <file path=word/header1.xml><?xml version="1.0" encoding="utf-8"?>
-<w:hdr xmlns:wpc="http://schemas.microsoft.com/office/word/2010/wordprocessingCanvas" xmlns:cx="http://schemas.microsoft.com/office/drawing/2014/chartex" xmlns:cx1="http://schemas.microsoft.com/office/drawing/2015/9/8/chartex" xmlns:cx2="http://schemas.microsoft.com/office/drawing/2015/10/21/chartex" xmlns:cx3="http://schemas.microsoft.com/office/drawing/2016/5/9/chartex" xmlns:cx4="http://schemas.microsoft.com/office/drawing/2016/5/10/chartex" xmlns:cx5="http://schemas.microsoft.com/office/drawing/2016/5/11/chartex" xmlns:cx6="http://schemas.microsoft.com/office/drawing/2016/5/12/chartex" xmlns:cx7="http://schemas.microsoft.com/office/drawing/2016/5/13/chartex" xmlns:cx8="http://schemas.microsoft.com/office/drawing/2016/5/14/chartex" xmlns:mc="http://schemas.openxmlformats.org/markup-compatibility/2006" xmlns:aink="http://schemas.microsoft.com/office/drawing/2016/ink" xmlns:am3d="http://schemas.microsoft.com/office/drawing/2017/model3d" xmlns:o="urn:schemas-microsoft-com:office:office" xmlns:oel="http://schemas.microsoft.com/office/2019/extlst" xmlns:r="http://schemas.openxmlformats.org/officeDocument/2006/relationships" xmlns:m="http://schemas.openxmlformats.org/officeDocument/2006/math" xmlns:v="urn:schemas-microsoft-com:vml" xmlns:wp14="http://schemas.microsoft.com/office/word/2010/wordprocessingDrawing" xmlns:wp="http://schemas.openxmlformats.org/drawingml/2006/wordprocessingDrawing" xmlns:w10="urn:schemas-microsoft-com:office:word" xmlns:w="http://schemas.openxmlformats.org/wordprocessingml/2006/main" xmlns:w14="http://schemas.microsoft.com/office/word/2010/wordml" xmlns:w15="http://schemas.microsoft.com/office/word/2012/wordml" xmlns:w16cex="http://schemas.microsoft.com/office/word/2018/wordml/cex" xmlns:w16cid="http://schemas.microsoft.com/office/word/2016/wordml/cid" xmlns:w16="http://schemas.microsoft.com/office/word/2018/wordml" xmlns:w16sdtdh="http://schemas.microsoft.com/office/word/2020/wordml/sdtdatahash" xmlns:w16se="http://schemas.microsoft.com/office/word/2015/wordml/symex" xmlns:wpg="http://schemas.microsoft.com/office/word/2010/wordprocessingGroup" xmlns:wpi="http://schemas.microsoft.com/office/word/2010/wordprocessingInk" xmlns:wne="http://schemas.microsoft.com/office/word/2006/wordml" xmlns:wps="http://schemas.microsoft.com/office/word/2010/wordprocessingShape" mc:Ignorable="w14 w15 w16se w16cid w16 w16cex w16sdtdh wp14">
+<w:hdr xmlns:wpc="http://schemas.microsoft.com/office/word/2010/wordprocessingCanvas" xmlns:cx="http://schemas.microsoft.com/office/drawing/2014/chartex" xmlns:cx1="http://schemas.microsoft.com/office/drawing/2015/9/8/chartex" xmlns:cx2="http://schemas.microsoft.com/office/drawing/2015/10/21/chartex" xmlns:cx3="http://schemas.microsoft.com/office/drawing/2016/5/9/chartex" xmlns:cx4="http://schemas.microsoft.com/office/drawing/2016/5/10/chartex" xmlns:cx5="http://schemas.microsoft.com/office/drawing/2016/5/11/chartex" xmlns:cx6="http://schemas.microsoft.com/office/drawing/2016/5/12/chartex" xmlns:cx7="http://schemas.microsoft.com/office/drawing/2016/5/13/chartex" xmlns:cx8="http://schemas.microsoft.com/office/drawing/2016/5/14/chartex" xmlns:mc="http://schemas.openxmlformats.org/markup-compatibility/2006" xmlns:aink="http://schemas.microsoft.com/office/drawing/2016/ink" xmlns:am3d="http://schemas.microsoft.com/office/drawing/2017/model3d" xmlns:o="urn:schemas-microsoft-com:office:office" xmlns:oel="http://schemas.microsoft.com/office/2019/extlst" xmlns:r="http://schemas.openxmlformats.org/officeDocument/2006/relationships" xmlns:m="http://schemas.openxmlformats.org/officeDocument/2006/math" xmlns:v="urn:schemas-microsoft-com:vml" xmlns:wp14="http://schemas.microsoft.com/office/word/2010/wordprocessingDrawing" xmlns:wp="http://schemas.openxmlformats.org/drawingml/2006/wordprocessingDrawing" xmlns:w10="urn:schemas-microsoft-com:office:word" xmlns:w="http://schemas.openxmlformats.org/wordprocessingml/2006/main" xmlns:w14="http://schemas.microsoft.com/office/word/2010/wordml" xmlns:w15="http://schemas.microsoft.com/office/word/2012/wordml" xmlns:w16cex="http://schemas.microsoft.com/office/word/2018/wordml/cex" xmlns:w16cid="http://schemas.microsoft.com/office/word/2016/wordml/cid" xmlns:w16="http://schemas.microsoft.com/office/word/2018/wordml" xmlns:w16du="http://schemas.microsoft.com/office/word/2023/wordml/word16du" xmlns:w16sdtdh="http://schemas.microsoft.com/office/word/2020/wordml/sdtdatahash" xmlns:w16sdtfl="http://schemas.microsoft.com/office/word/2024/wordml/sdtformatlock" xmlns:w16se="http://schemas.microsoft.com/office/word/2015/wordml/symex" xmlns:wpg="http://schemas.microsoft.com/office/word/2010/wordprocessingGroup" xmlns:wpi="http://schemas.microsoft.com/office/word/2010/wordprocessingInk" xmlns:wne="http://schemas.microsoft.com/office/word/2006/wordml" xmlns:wps="http://schemas.microsoft.com/office/word/2010/wordprocessingShape" mc:Ignorable="w14 w15 w16se w16cid w16 w16cex w16sdtdh w16sdtfl w16du wp14">
   <w:p>
     <w:pPr>
       <w:pStyle w:val="Header"/>
@@ -233,7 +308,7 @@
 </file>
 
 <file path=word/header2.xml><?xml version="1.0" encoding="utf-8"?>
-<w:hdr xmlns:wpc="http://schemas.microsoft.com/office/word/2010/wordprocessingCanvas" xmlns:cx="http://schemas.microsoft.com/office/drawing/2014/chartex" xmlns:cx1="http://schemas.microsoft.com/office/drawing/2015/9/8/chartex" xmlns:cx2="http://schemas.microsoft.com/office/drawing/2015/10/21/chartex" xmlns:cx3="http://schemas.microsoft.com/office/drawing/2016/5/9/chartex" xmlns:cx4="http://schemas.microsoft.com/office/drawing/2016/5/10/chartex" xmlns:cx5="http://schemas.microsoft.com/office/drawing/2016/5/11/chartex" xmlns:cx6="http://schemas.microsoft.com/office/drawing/2016/5/12/chartex" xmlns:cx7="http://schemas.microsoft.com/office/drawing/2016/5/13/chartex" xmlns:cx8="http://schemas.microsoft.com/office/drawing/2016/5/14/chartex" xmlns:mc="http://schemas.openxmlformats.org/markup-compatibility/2006" xmlns:aink="http://schemas.microsoft.com/office/drawing/2016/ink" xmlns:am3d="http://schemas.microsoft.com/office/drawing/2017/model3d" xmlns:o="urn:schemas-microsoft-com:office:office" xmlns:oel="http://schemas.microsoft.com/office/2019/extlst" xmlns:r="http://schemas.openxmlformats.org/officeDocument/2006/relationships" xmlns:m="http://schemas.openxmlformats.org/officeDocument/2006/math" xmlns:v="urn:schemas-microsoft-com:vml" xmlns:wp14="http://schemas.microsoft.com/office/word/2010/wordprocessingDrawing" xmlns:wp="http://schemas.openxmlformats.org/drawingml/2006/wordprocessingDrawing" xmlns:w10="urn:schemas-microsoft-com:office:word" xmlns:w="http://schemas.openxmlformats.org/wordprocessingml/2006/main" xmlns:w14="http://schemas.microsoft.com/office/word/2010/wordml" xmlns:w15="http://schemas.microsoft.com/office/word/2012/wordml" xmlns:w16cex="http://schemas.microsoft.com/office/word/2018/wordml/cex" xmlns:w16cid="http://schemas.microsoft.com/office/word/2016/wordml/cid" xmlns:w16="http://schemas.microsoft.com/office/word/2018/wordml" xmlns:w16sdtdh="http://schemas.microsoft.com/office/word/2020/wordml/sdtdatahash" xmlns:w16se="http://schemas.microsoft.com/office/word/2015/wordml/symex" xmlns:wpg="http://schemas.microsoft.com/office/word/2010/wordprocessingGroup" xmlns:wpi="http://schemas.microsoft.com/office/word/2010/wordprocessingInk" xmlns:wne="http://schemas.microsoft.com/office/word/2006/wordml" xmlns:wps="http://schemas.microsoft.com/office/word/2010/wordprocessingShape" mc:Ignorable="w14 w15 w16se w16cid w16 w16cex w16sdtdh wp14">
+<w:hdr xmlns:wpc="http://schemas.microsoft.com/office/word/2010/wordprocessingCanvas" xmlns:cx="http://schemas.microsoft.com/office/drawing/2014/chartex" xmlns:cx1="http://schemas.microsoft.com/office/drawing/2015/9/8/chartex" xmlns:cx2="http://schemas.microsoft.com/office/drawing/2015/10/21/chartex" xmlns:cx3="http://schemas.microsoft.com/office/drawing/2016/5/9/chartex" xmlns:cx4="http://schemas.microsoft.com/office/drawing/2016/5/10/chartex" xmlns:cx5="http://schemas.microsoft.com/office/drawing/2016/5/11/chartex" xmlns:cx6="http://schemas.microsoft.com/office/drawing/2016/5/12/chartex" xmlns:cx7="http://schemas.microsoft.com/office/drawing/2016/5/13/chartex" xmlns:cx8="http://schemas.microsoft.com/office/drawing/2016/5/14/chartex" xmlns:mc="http://schemas.openxmlformats.org/markup-compatibility/2006" xmlns:aink="http://schemas.microsoft.com/office/drawing/2016/ink" xmlns:am3d="http://schemas.microsoft.com/office/drawing/2017/model3d" xmlns:o="urn:schemas-microsoft-com:office:office" xmlns:oel="http://schemas.microsoft.com/office/2019/extlst" xmlns:r="http://schemas.openxmlformats.org/officeDocument/2006/relationships" xmlns:m="http://schemas.openxmlformats.org/officeDocument/2006/math" xmlns:v="urn:schemas-microsoft-com:vml" xmlns:wp14="http://schemas.microsoft.com/office/word/2010/wordprocessingDrawing" xmlns:wp="http://schemas.openxmlformats.org/drawingml/2006/wordprocessingDrawing" xmlns:w10="urn:schemas-microsoft-com:office:word" xmlns:w="http://schemas.openxmlformats.org/wordprocessingml/2006/main" xmlns:w14="http://schemas.microsoft.com/office/word/2010/wordml" xmlns:w15="http://schemas.microsoft.com/office/word/2012/wordml" xmlns:w16cex="http://schemas.microsoft.com/office/word/2018/wordml/cex" xmlns:w16cid="http://schemas.microsoft.com/office/word/2016/wordml/cid" xmlns:w16="http://schemas.microsoft.com/office/word/2018/wordml" xmlns:w16du="http://schemas.microsoft.com/office/word/2023/wordml/word16du" xmlns:w16sdtdh="http://schemas.microsoft.com/office/word/2020/wordml/sdtdatahash" xmlns:w16sdtfl="http://schemas.microsoft.com/office/word/2024/wordml/sdtformatlock" xmlns:w16se="http://schemas.microsoft.com/office/word/2015/wordml/symex" xmlns:wpg="http://schemas.microsoft.com/office/word/2010/wordprocessingGroup" xmlns:wpi="http://schemas.microsoft.com/office/word/2010/wordprocessingInk" xmlns:wne="http://schemas.microsoft.com/office/word/2006/wordml" xmlns:wps="http://schemas.microsoft.com/office/word/2010/wordprocessingShape" mc:Ignorable="w14 w15 w16se w16cid w16 w16cex w16sdtdh w16sdtfl w16du wp14">
   <w:p>
     <w:pPr>
       <w:pStyle w:val="Header"/>
@@ -244,7 +319,7 @@
 </file>
 
 <file path=word/header3.xml><?xml version="1.0" encoding="utf-8"?>
-<w:hdr xmlns:wpc="http://schemas.microsoft.com/office/word/2010/wordprocessingCanvas" xmlns:cx="http://schemas.microsoft.com/office/drawing/2014/chartex" xmlns:cx1="http://schemas.microsoft.com/office/drawing/2015/9/8/chartex" xmlns:cx2="http://schemas.microsoft.com/office/drawing/2015/10/21/chartex" xmlns:cx3="http://schemas.microsoft.com/office/drawing/2016/5/9/chartex" xmlns:cx4="http://schemas.microsoft.com/office/drawing/2016/5/10/chartex" xmlns:cx5="http://schemas.microsoft.com/office/drawing/2016/5/11/chartex" xmlns:cx6="http://schemas.microsoft.com/office/drawing/2016/5/12/chartex" xmlns:cx7="http://schemas.microsoft.com/office/drawing/2016/5/13/chartex" xmlns:cx8="http://schemas.microsoft.com/office/drawing/2016/5/14/chartex" xmlns:mc="http://schemas.openxmlformats.org/markup-compatibility/2006" xmlns:aink="http://schemas.microsoft.com/office/drawing/2016/ink" xmlns:am3d="http://schemas.microsoft.com/office/drawing/2017/model3d" xmlns:o="urn:schemas-microsoft-com:office:office" xmlns:oel="http://schemas.microsoft.com/office/2019/extlst" xmlns:r="http://schemas.openxmlformats.org/officeDocument/2006/relationships" xmlns:m="http://schemas.openxmlformats.org/officeDocument/2006/math" xmlns:v="urn:schemas-microsoft-com:vml" xmlns:wp14="http://schemas.microsoft.com/office/word/2010/wordprocessingDrawing" xmlns:wp="http://schemas.openxmlformats.org/drawingml/2006/wordprocessingDrawing" xmlns:w10="urn:schemas-microsoft-com:office:word" xmlns:w="http://schemas.openxmlformats.org/wordprocessingml/2006/main" xmlns:w14="http://schemas.microsoft.com/office/word/2010/wordml" xmlns:w15="http://schemas.microsoft.com/office/word/2012/wordml" xmlns:w16cex="http://schemas.microsoft.com/office/word/2018/wordml/cex" xmlns:w16cid="http://schemas.microsoft.com/office/word/2016/wordml/cid" xmlns:w16="http://schemas.microsoft.com/office/word/2018/wordml" xmlns:w16sdtdh="http://schemas.microsoft.com/office/word/2020/wordml/sdtdatahash" xmlns:w16se="http://schemas.microsoft.com/office/word/2015/wordml/symex" xmlns:wpg="http://schemas.microsoft.com/office/word/2010/wordprocessingGroup" xmlns:wpi="http://schemas.microsoft.com/office/word/2010/wordprocessingInk" xmlns:wne="http://schemas.microsoft.com/office/word/2006/wordml" xmlns:wps="http://schemas.microsoft.com/office/word/2010/wordprocessingShape" mc:Ignorable="w14 w15 w16se w16cid w16 w16cex w16sdtdh wp14">
+<w:hdr xmlns:wpc="http://schemas.microsoft.com/office/word/2010/wordprocessingCanvas" xmlns:cx="http://schemas.microsoft.com/office/drawing/2014/chartex" xmlns:cx1="http://schemas.microsoft.com/office/drawing/2015/9/8/chartex" xmlns:cx2="http://schemas.microsoft.com/office/drawing/2015/10/21/chartex" xmlns:cx3="http://schemas.microsoft.com/office/drawing/2016/5/9/chartex" xmlns:cx4="http://schemas.microsoft.com/office/drawing/2016/5/10/chartex" xmlns:cx5="http://schemas.microsoft.com/office/drawing/2016/5/11/chartex" xmlns:cx6="http://schemas.microsoft.com/office/drawing/2016/5/12/chartex" xmlns:cx7="http://schemas.microsoft.com/office/drawing/2016/5/13/chartex" xmlns:cx8="http://schemas.microsoft.com/office/drawing/2016/5/14/chartex" xmlns:mc="http://schemas.openxmlformats.org/markup-compatibility/2006" xmlns:aink="http://schemas.microsoft.com/office/drawing/2016/ink" xmlns:am3d="http://schemas.microsoft.com/office/drawing/2017/model3d" xmlns:o="urn:schemas-microsoft-com:office:office" xmlns:oel="http://schemas.microsoft.com/office/2019/extlst" xmlns:r="http://schemas.openxmlformats.org/officeDocument/2006/relationships" xmlns:m="http://schemas.openxmlformats.org/officeDocument/2006/math" xmlns:v="urn:schemas-microsoft-com:vml" xmlns:wp14="http://schemas.microsoft.com/office/word/2010/wordprocessingDrawing" xmlns:wp="http://schemas.openxmlformats.org/drawingml/2006/wordprocessingDrawing" xmlns:w10="urn:schemas-microsoft-com:office:word" xmlns:w="http://schemas.openxmlformats.org/wordprocessingml/2006/main" xmlns:w14="http://schemas.microsoft.com/office/word/2010/wordml" xmlns:w15="http://schemas.microsoft.com/office/word/2012/wordml" xmlns:w16cex="http://schemas.microsoft.com/office/word/2018/wordml/cex" xmlns:w16cid="http://schemas.microsoft.com/office/word/2016/wordml/cid" xmlns:w16="http://schemas.microsoft.com/office/word/2018/wordml" xmlns:w16du="http://schemas.microsoft.com/office/word/2023/wordml/word16du" xmlns:w16sdtdh="http://schemas.microsoft.com/office/word/2020/wordml/sdtdatahash" xmlns:w16sdtfl="http://schemas.microsoft.com/office/word/2024/wordml/sdtformatlock" xmlns:w16se="http://schemas.microsoft.com/office/word/2015/wordml/symex" xmlns:wpg="http://schemas.microsoft.com/office/word/2010/wordprocessingGroup" xmlns:wpi="http://schemas.microsoft.com/office/word/2010/wordprocessingInk" xmlns:wne="http://schemas.microsoft.com/office/word/2006/wordml" xmlns:wps="http://schemas.microsoft.com/office/word/2010/wordprocessingShape" mc:Ignorable="w14 w15 w16se w16cid w16 w16cex w16sdtdh w16sdtfl w16du wp14">
   <w:p>
     <w:pPr>
       <w:pStyle w:val="Header"/>
@@ -253,7 +328,7 @@
     <w:r>
       <w:tab/>
       <w:tab/>
-      <w:t>2026-06-17</w:t>
+      <w:t>2026-06-18</w:t>
       <w:br/>
       <w:br/>
     </w:r>
@@ -266,7 +341,7 @@
 </file>
 
 <file path=word/numbering.xml><?xml version="1.0" encoding="utf-8"?>
-<w:numbering xmlns:wpc="http://schemas.microsoft.com/office/word/2010/wordprocessingCanvas" xmlns:cx="http://schemas.microsoft.com/office/drawing/2014/chartex" xmlns:cx1="http://schemas.microsoft.com/office/drawing/2015/9/8/chartex" xmlns:cx2="http://schemas.microsoft.com/office/drawing/2015/10/21/chartex" xmlns:cx3="http://schemas.microsoft.com/office/drawing/2016/5/9/chartex" xmlns:cx4="http://schemas.microsoft.com/office/drawing/2016/5/10/chartex" xmlns:cx5="http://schemas.microsoft.com/office/drawing/2016/5/11/chartex" xmlns:cx6="http://schemas.microsoft.com/office/drawing/2016/5/12/chartex" xmlns:cx7="http://schemas.microsoft.com/office/drawing/2016/5/13/chartex" xmlns:cx8="http://schemas.microsoft.com/office/drawing/2016/5/14/chartex" xmlns:mc="http://schemas.openxmlformats.org/markup-compatibility/2006" xmlns:aink="http://schemas.microsoft.com/office/drawing/2016/ink" xmlns:am3d="http://schemas.microsoft.com/office/drawing/2017/model3d" xmlns:o="urn:schemas-microsoft-com:office:office" xmlns:oel="http://schemas.microsoft.com/office/2019/extlst" xmlns:r="http://schemas.openxmlformats.org/officeDocument/2006/relationships" xmlns:m="http://schemas.openxmlformats.org/officeDocument/2006/math" xmlns:v="urn:schemas-microsoft-com:vml" xmlns:wp14="http://schemas.microsoft.com/office/word/2010/wordprocessingDrawing" xmlns:wp="http://schemas.openxmlformats.org/drawingml/2006/wordprocessingDrawing" xmlns:w10="urn:schemas-microsoft-com:office:word" xmlns:w="http://schemas.openxmlformats.org/wordprocessingml/2006/main" xmlns:w14="http://schemas.microsoft.com/office/word/2010/wordml" xmlns:w15="http://schemas.microsoft.com/office/word/2012/wordml" xmlns:w16cex="http://schemas.microsoft.com/office/word/2018/wordml/cex" xmlns:w16cid="http://schemas.microsoft.com/office/word/2016/wordml/cid" xmlns:w16="http://schemas.microsoft.com/office/word/2018/wordml" xmlns:w16sdtdh="http://schemas.microsoft.com/office/word/2020/wordml/sdtdatahash" xmlns:w16se="http://schemas.microsoft.com/office/word/2015/wordml/symex" xmlns:wpg="http://schemas.microsoft.com/office/word/2010/wordprocessingGroup" xmlns:wpi="http://schemas.microsoft.com/office/word/2010/wordprocessingInk" xmlns:wne="http://schemas.microsoft.com/office/word/2006/wordml" xmlns:wps="http://schemas.microsoft.com/office/word/2010/wordprocessingShape" mc:Ignorable="w14 w15 w16se w16cid w16 w16cex w16sdtdh wp14">
+<w:numbering xmlns:wpc="http://schemas.microsoft.com/office/word/2010/wordprocessingCanvas" xmlns:cx="http://schemas.microsoft.com/office/drawing/2014/chartex" xmlns:cx1="http://schemas.microsoft.com/office/drawing/2015/9/8/chartex" xmlns:cx2="http://schemas.microsoft.com/office/drawing/2015/10/21/chartex" xmlns:cx3="http://schemas.microsoft.com/office/drawing/2016/5/9/chartex" xmlns:cx4="http://schemas.microsoft.com/office/drawing/2016/5/10/chartex" xmlns:cx5="http://schemas.microsoft.com/office/drawing/2016/5/11/chartex" xmlns:cx6="http://schemas.microsoft.com/office/drawing/2016/5/12/chartex" xmlns:cx7="http://schemas.microsoft.com/office/drawing/2016/5/13/chartex" xmlns:cx8="http://schemas.microsoft.com/office/drawing/2016/5/14/chartex" xmlns:mc="http://schemas.openxmlformats.org/markup-compatibility/2006" xmlns:aink="http://schemas.microsoft.com/office/drawing/2016/ink" xmlns:am3d="http://schemas.microsoft.com/office/drawing/2017/model3d" xmlns:o="urn:schemas-microsoft-com:office:office" xmlns:oel="http://schemas.microsoft.com/office/2019/extlst" xmlns:r="http://schemas.openxmlformats.org/officeDocument/2006/relationships" xmlns:m="http://schemas.openxmlformats.org/officeDocument/2006/math" xmlns:v="urn:schemas-microsoft-com:vml" xmlns:wp14="http://schemas.microsoft.com/office/word/2010/wordprocessingDrawing" xmlns:wp="http://schemas.openxmlformats.org/drawingml/2006/wordprocessingDrawing" xmlns:w10="urn:schemas-microsoft-com:office:word" xmlns:w="http://schemas.openxmlformats.org/wordprocessingml/2006/main" xmlns:w14="http://schemas.microsoft.com/office/word/2010/wordml" xmlns:w15="http://schemas.microsoft.com/office/word/2012/wordml" xmlns:w16cex="http://schemas.microsoft.com/office/word/2018/wordml/cex" xmlns:w16cid="http://schemas.microsoft.com/office/word/2016/wordml/cid" xmlns:w16="http://schemas.microsoft.com/office/word/2018/wordml" xmlns:w16du="http://schemas.microsoft.com/office/word/2023/wordml/word16du" xmlns:w16sdtdh="http://schemas.microsoft.com/office/word/2020/wordml/sdtdatahash" xmlns:w16sdtfl="http://schemas.microsoft.com/office/word/2024/wordml/sdtformatlock" xmlns:w16se="http://schemas.microsoft.com/office/word/2015/wordml/symex" xmlns:wpg="http://schemas.microsoft.com/office/word/2010/wordprocessingGroup" xmlns:wpi="http://schemas.microsoft.com/office/word/2010/wordprocessingInk" xmlns:wne="http://schemas.microsoft.com/office/word/2006/wordml" xmlns:wps="http://schemas.microsoft.com/office/word/2010/wordprocessingShape" mc:Ignorable="w14 w15 w16se w16cid w16 w16cex w16sdtdh w16sdtfl w16du wp14">
   <w:abstractNum w:abstractNumId="0" w15:restartNumberingAfterBreak="0">
     <w:nsid w:val="FFFFFF7C"/>
     <w:multiLevelType w:val="singleLevel"/>
@@ -469,7 +544,7 @@
 </file>
 
 <file path=word/styles.xml><?xml version="1.0" encoding="utf-8"?>
-<w:styles xmlns:mc="http://schemas.openxmlformats.org/markup-compatibility/2006" xmlns:r="http://schemas.openxmlformats.org/officeDocument/2006/relationships" xmlns:w="http://schemas.openxmlformats.org/wordprocessingml/2006/main" xmlns:w14="http://schemas.microsoft.com/office/word/2010/wordml" xmlns:w15="http://schemas.microsoft.com/office/word/2012/wordml" xmlns:w16cex="http://schemas.microsoft.com/office/word/2018/wordml/cex" xmlns:w16cid="http://schemas.microsoft.com/office/word/2016/wordml/cid" xmlns:w16="http://schemas.microsoft.com/office/word/2018/wordml" xmlns:w16sdtdh="http://schemas.microsoft.com/office/word/2020/wordml/sdtdatahash" xmlns:w16se="http://schemas.microsoft.com/office/word/2015/wordml/symex" mc:Ignorable="w14 w15 w16se w16cid w16 w16cex w16sdtdh">
+<w:styles xmlns:mc="http://schemas.openxmlformats.org/markup-compatibility/2006" xmlns:r="http://schemas.openxmlformats.org/officeDocument/2006/relationships" xmlns:w="http://schemas.openxmlformats.org/wordprocessingml/2006/main" xmlns:w14="http://schemas.microsoft.com/office/word/2010/wordml" xmlns:w15="http://schemas.microsoft.com/office/word/2012/wordml" xmlns:w16cex="http://schemas.microsoft.com/office/word/2018/wordml/cex" xmlns:w16cid="http://schemas.microsoft.com/office/word/2016/wordml/cid" xmlns:w16="http://schemas.microsoft.com/office/word/2018/wordml" xmlns:w16du="http://schemas.microsoft.com/office/word/2023/wordml/word16du" xmlns:w16sdtdh="http://schemas.microsoft.com/office/word/2020/wordml/sdtdatahash" xmlns:w16sdtfl="http://schemas.microsoft.com/office/word/2024/wordml/sdtformatlock" xmlns:w16se="http://schemas.microsoft.com/office/word/2015/wordml/symex" mc:Ignorable="w14 w15 w16se w16cid w16 w16cex w16sdtdh w16sdtfl w16du">
   <w:docDefaults>
     <w:rPrDefault>
       <w:rPr>
@@ -1227,7 +1302,7 @@
     <w:link w:val="TitleChar"/>
     <w:uiPriority w:val="10"/>
     <w:qFormat/>
-    <w:rsid w:val="007106C8"/>
+    <w:rsid w:val="00E854FA"/>
     <w:pPr>
       <w:spacing w:after="300" w:line="240" w:lineRule="auto"/>
       <w:contextualSpacing/>
@@ -1237,7 +1312,7 @@
       <w:rFonts w:eastAsiaTheme="majorEastAsia" w:cstheme="majorBidi"/>
       <w:spacing w:val="5"/>
       <w:kern w:val="28"/>
-      <w:sz w:val="52"/>
+      <w:sz w:val="40"/>
       <w:szCs w:val="52"/>
       <w:lang w:val="sv-SE" w:eastAsia="en-US" w:bidi="ar-SA"/>
     </w:rPr>
@@ -1247,12 +1322,12 @@
     <w:basedOn w:val="DefaultParagraphFont"/>
     <w:link w:val="Title"/>
     <w:uiPriority w:val="10"/>
-    <w:rsid w:val="007106C8"/>
+    <w:rsid w:val="00E854FA"/>
     <w:rPr>
       <w:rFonts w:ascii="Times New Roman" w:eastAsiaTheme="majorEastAsia" w:hAnsi="Times New Roman" w:cstheme="majorBidi"/>
       <w:spacing w:val="5"/>
       <w:kern w:val="28"/>
-      <w:sz w:val="52"/>
+      <w:sz w:val="40"/>
       <w:szCs w:val="52"/>
       <w:lang w:val="sv-SE" w:eastAsia="en-US" w:bidi="ar-SA"/>
     </w:rPr>

--- a/tillsyn/A 10236-2026 tillsynsbegäran.docx
+++ b/tillsyn/A 10236-2026 tillsynsbegäran.docx
@@ -328,7 +328,7 @@
     <w:r>
       <w:tab/>
       <w:tab/>
-      <w:t>2026-06-18</w:t>
+      <w:t>2026-06-19</w:t>
       <w:br/>
       <w:br/>
     </w:r>

--- a/tillsyn/A 10236-2026 tillsynsbegäran.docx
+++ b/tillsyn/A 10236-2026 tillsynsbegäran.docx
@@ -328,7 +328,7 @@
     <w:r>
       <w:tab/>
       <w:tab/>
-      <w:t>2026-06-19</w:t>
+      <w:t>2026-06-20</w:t>
       <w:br/>
       <w:br/>
     </w:r>

--- a/tillsyn/A 10236-2026 tillsynsbegäran.docx
+++ b/tillsyn/A 10236-2026 tillsynsbegäran.docx
@@ -12,10 +12,7 @@
     </w:p>
     <w:p>
       <w:r>
-        <w:t>Detta dokument behandlar höga naturvärden i avverkningsanmälan A 10236-2026 i Surahammars kommun som inkom 2026-02-23 och omfattar 2,8 ha.</w:t>
-      </w:r>
-      <w:r>
-        <w:t xml:space="preserve"> I Figur 1 visas fyndplatser för naturvårdsarter i området, som finns registrerade på Artportalen.</w:t>
+        <w:t>Denna tillsynsbegäran behandlar höga naturvärden i avverkningsanmälan A 10236-2026 i Surahammars kommun som inkom 2026-02-23 och omfattar 2,8 ha.</w:t>
       </w:r>
     </w:p>
     <w:p>
@@ -63,7 +60,20 @@
         <w:spacing w:after="240"/>
       </w:pPr>
       <w:r>
-        <w:t>Figur 1. Fyndplatser för naturvårdsarter i och inom 25 meter från avverkningsanmälan (röd linje). Inom parentes anges rödlistekategorier, S för signalarter, Tför typiska arter och fridlysningsparagrafer i artskyddsförordningen.Markörer utan svart kant är placerade på fyndplatsen. Markörer med svart kant är placerade vid sidan av fyndplatsen och har ett svart streck som visar fyndplatsens exakta position. Kartans mittpunktskoordinat är N 6618926, E 563953 i SWEREF 99 TM.</w:t>
+        <w:t>Figur 1. Fyndplatser för naturvårdsarter i och inom 25 meter från avverkningsanmälan. Markörer utan svart kant är placerade på fyndplatsen. Markörer med svart kant är placerade vid sidan av fyndplatsen har ett svart streck som visar fyndplatsens exakta position. Kartans mittpunktskoordinat är N 6618926, E 563953 i SWEREF 99 TM.</w:t>
+      </w:r>
+    </w:p>
+    <w:p>
+      <w:r>
+        <w:t>I och inom 25 meter från avverkningsanmälan finns fynd av 6 naturvårdsarter, varav 2 är rödlistade, 2 är fridlysta, 2 är typiska (T) och 2 är signalarter (S): gullpudra (NT, T), vågticka (NT), brandticka (S), strutbräken (S, T), lopplummer (aggregat) (§9) och revlummer (§9). Se Figur 1.</w:t>
+      </w:r>
+    </w:p>
+    <w:p>
+      <w:pPr>
+        <w:pStyle w:val="Heading1"/>
+      </w:pPr>
+      <w:r>
+        <w:t>Tillsynsbegäran</w:t>
       </w:r>
     </w:p>
     <w:p>
@@ -77,58 +87,16 @@
       </w:r>
     </w:p>
     <w:p>
-      <w:r>
-        <w:t>Nedan beskrivs fynd av naturvårdsarter och fridlysta arter som gjorts i det avverkningsanmälda området.</w:t>
-      </w:r>
-    </w:p>
-    <w:p>
       <w:pPr>
         <w:pStyle w:val="Heading1"/>
       </w:pPr>
       <w:r>
-        <w:t>Naturvårdsarter</w:t>
+        <w:t>Naturvårdsarter och fridlysta arter</w:t>
       </w:r>
     </w:p>
     <w:p>
       <w:r>
-        <w:t>I och inom 25 meter från avverkningsanmälan har följande 6 naturvårdsarter hittats: gullpudra (NT, T), vågticka (NT), brandticka (S), strutbräken (S, T), lopplummer (aggregat) (§9) och revlummer (§9). Av dessa är 2 rödlistade. För rödlistade arter har rödlistekategorin angivits inom parentes. Arter som är signalarter enligt Skogsstyrelsen har markerats med (S). Typiska arter inom Natura 2000 som är kopplade till skogsekosystem har markerats med (T). För fridlysta arter anges även paragrafen i Artskyddsförordningen som arten är fridlyst enligt.</w:t>
-      </w:r>
-    </w:p>
-    <w:p>
-      <w:r>
-        <w:t>De påträffade naturvårdsarterna är ett tydligt kvitto på att det rör sig om en skog med höga naturvärden.</w:t>
-      </w:r>
-    </w:p>
-    <w:p>
-      <w:pPr>
-        <w:pStyle w:val="Heading2"/>
-      </w:pPr>
-      <w:r>
-        <w:t>Fridlysta arter</w:t>
-      </w:r>
-    </w:p>
-    <w:p>
-      <w:r>
-        <w:t>Följande fridlysta arter har sina livsmiljöer och växtplatser i den avverkningsanmälda skogen: lopplummer (aggregat) (§9) och revlummer (§9).</w:t>
-      </w:r>
-    </w:p>
-    <w:p>
-      <w:pPr>
-        <w:pStyle w:val="Heading2"/>
-      </w:pPr>
-      <w:r>
-        <w:t>Övriga naturvårdsarter</w:t>
-      </w:r>
-    </w:p>
-    <w:p>
-      <w:r>
-        <w:rPr>
-          <w:b/>
-        </w:rPr>
-        <w:t xml:space="preserve">Brandticka </w:t>
-      </w:r>
-      <w:r>
-        <w:t>förekommer främst i olikåldrig fuktig granskog med mycket död ved, ofta i kärrkanter eller vid bäckar på lokaler med hög luftfuktighet. Växer huvudsakligen på grova granlågor, någon enstaka gång på tall, asp eller björk, och verkar knuten till ved som först rötats av klibbticka. Arten var tidigare rödlistad men en sentida ökning, bland annat i barkborreangripna granplanteringar i sydligaste Skandinavien har förändrat hotbilden. Populationen i landet kan påverkas negativt av kalavverkning och ett skogsbruk som innebär att mängden grova granlågor minskar. Även dikning och gallring som leder till ett torrare mikroklimat på växtplatserna kan ha negativ inverkan. För att säkerställa en gynnsam bevarandestatus på sikt bör områdesskydd av artens livsmiljöer upprättas på ett sätt som tryggar livskraftiga populationer på landskapsnivå. Vid skogsbruk bör grov död ved och skyddszoner vid kärr och vattendrag lämnas, och träd tillåtas åldras och dö på ett sätt som skapar kontinuerlig tillgång på livsmiljöer (SLU Artdatabanken, 2025).</w:t>
+        <w:t>Nedan följer beskrivningar av de naturvårdsarter och fridlysta arter som har sina livsmiljöer och växtplatser i den avverkningsanmälda skogen. De påträffade naturvårdsarterna är ett tydligt kvitto på att det rör sig om en skog med höga naturvärden.</w:t>
       </w:r>
     </w:p>
     <w:p>
@@ -165,6 +133,28 @@
         <w:rPr>
           <w:b/>
         </w:rPr>
+        <w:t xml:space="preserve">Vågticka (NT) </w:t>
+      </w:r>
+      <w:r>
+        <w:t>förekommer främst i rikare kontinuitetsskogar med mycket död ved. Den växer på grova lågor och stubbar av gran och asp, men ibland även på andra trädslag.  Arten missgynnas av slutavverkning av äldre barrskog med lång skoglig kontinuitet, men även av skogliga åtgärder som t.ex. markberedning som förstör lågor. Minskningstakten för den svenska populationen bedöms vara nära gränsvärdet för sårbar (VU) (SLU Artdatabanken, 2026).</w:t>
+      </w:r>
+    </w:p>
+    <w:p>
+      <w:r>
+        <w:rPr>
+          <w:b/>
+        </w:rPr>
+        <w:t xml:space="preserve">Brandticka </w:t>
+      </w:r>
+      <w:r>
+        <w:t>förekommer främst i olikåldrig fuktig granskog med mycket död ved, ofta i kärrkanter eller vid bäckar på lokaler med hög luftfuktighet. Växer huvudsakligen på grova granlågor, någon enstaka gång på tall, asp eller björk, och verkar knuten till ved som först rötats av klibbticka. Arten var tidigare rödlistad men en sentida ökning, bland annat i barkborreangripna granplanteringar i sydligaste Skandinavien har förändrat hotbilden. Populationen i landet kan påverkas negativt av kalavverkning och ett skogsbruk som innebär att mängden grova granlågor minskar. Även dikning och gallring som leder till ett torrare mikroklimat på växtplatserna kan ha negativ inverkan. För att säkerställa en gynnsam bevarandestatus på sikt bör områdesskydd av artens livsmiljöer upprättas på ett sätt som tryggar livskraftiga populationer på landskapsnivå. Vid skogsbruk bör grov död ved och skyddszoner vid kärr och vattendrag lämnas, och träd tillåtas åldras och dö på ett sätt som skapar kontinuerlig tillgång på livsmiljöer (SLU Artdatabanken, 2025).</w:t>
+      </w:r>
+    </w:p>
+    <w:p>
+      <w:r>
+        <w:rPr>
+          <w:b/>
+        </w:rPr>
         <w:t xml:space="preserve">Strutbräken </w:t>
       </w:r>
       <w:r>
@@ -187,17 +177,6 @@
       </w:r>
       <w:r>
         <w:t xml:space="preserve"> (Nitare &amp; Skogsstyrelsen, 2019; SLU Artdatabanken, 2025).</w:t>
-      </w:r>
-    </w:p>
-    <w:p>
-      <w:r>
-        <w:rPr>
-          <w:b/>
-        </w:rPr>
-        <w:t xml:space="preserve">Vågticka (NT) </w:t>
-      </w:r>
-      <w:r>
-        <w:t>förekommer främst i rikare kontinuitetsskogar med mycket död ved. Den växer på grova lågor och stubbar av gran och asp, men ibland även på andra trädslag.  Arten missgynnas av slutavverkning av äldre barrskog med lång skoglig kontinuitet, men även av skogliga åtgärder som t.ex. markberedning som förstör lågor. Minskningstakten för den svenska populationen bedöms vara nära gränsvärdet för sårbar (VU) (SLU Artdatabanken, 2026).</w:t>
       </w:r>
     </w:p>
     <w:sectPr>
@@ -328,7 +307,7 @@
     <w:r>
       <w:tab/>
       <w:tab/>
-      <w:t>2026-06-20</w:t>
+      <w:t>2026-06-21</w:t>
       <w:br/>
       <w:br/>
     </w:r>

--- a/tillsyn/A 10236-2026 tillsynsbegäran.docx
+++ b/tillsyn/A 10236-2026 tillsynsbegäran.docx
@@ -307,7 +307,7 @@
     <w:r>
       <w:tab/>
       <w:tab/>
-      <w:t>2026-06-21</w:t>
+      <w:t>2026-06-22</w:t>
       <w:br/>
       <w:br/>
     </w:r>

--- a/tillsyn/A 10236-2026 tillsynsbegäran.docx
+++ b/tillsyn/A 10236-2026 tillsynsbegäran.docx
@@ -307,7 +307,7 @@
     <w:r>
       <w:tab/>
       <w:tab/>
-      <w:t>2026-06-22</w:t>
+      <w:t>2026-06-23</w:t>
       <w:br/>
       <w:br/>
     </w:r>

--- a/tillsyn/A 10236-2026 tillsynsbegäran.docx
+++ b/tillsyn/A 10236-2026 tillsynsbegäran.docx
@@ -307,7 +307,7 @@
     <w:r>
       <w:tab/>
       <w:tab/>
-      <w:t>2026-06-23</w:t>
+      <w:t>2026-06-24</w:t>
       <w:br/>
       <w:br/>
     </w:r>

--- a/tillsyn/A 10236-2026 tillsynsbegäran.docx
+++ b/tillsyn/A 10236-2026 tillsynsbegäran.docx
@@ -307,7 +307,7 @@
     <w:r>
       <w:tab/>
       <w:tab/>
-      <w:t>2026-06-24</w:t>
+      <w:t>2026-06-25</w:t>
       <w:br/>
       <w:br/>
     </w:r>

--- a/tillsyn/A 10236-2026 tillsynsbegäran.docx
+++ b/tillsyn/A 10236-2026 tillsynsbegäran.docx
@@ -307,7 +307,7 @@
     <w:r>
       <w:tab/>
       <w:tab/>
-      <w:t>2026-06-25</w:t>
+      <w:t>2026-06-26</w:t>
       <w:br/>
       <w:br/>
     </w:r>

--- a/tillsyn/A 10236-2026 tillsynsbegäran.docx
+++ b/tillsyn/A 10236-2026 tillsynsbegäran.docx
@@ -307,7 +307,7 @@
     <w:r>
       <w:tab/>
       <w:tab/>
-      <w:t>2026-06-26</w:t>
+      <w:t>2026-06-27</w:t>
       <w:br/>
       <w:br/>
     </w:r>

--- a/tillsyn/A 10236-2026 tillsynsbegäran.docx
+++ b/tillsyn/A 10236-2026 tillsynsbegäran.docx
@@ -307,7 +307,7 @@
     <w:r>
       <w:tab/>
       <w:tab/>
-      <w:t>2026-06-27</w:t>
+      <w:t>2026-06-28</w:t>
       <w:br/>
       <w:br/>
     </w:r>

--- a/tillsyn/A 10236-2026 tillsynsbegäran.docx
+++ b/tillsyn/A 10236-2026 tillsynsbegäran.docx
@@ -307,7 +307,7 @@
     <w:r>
       <w:tab/>
       <w:tab/>
-      <w:t>2026-06-28</w:t>
+      <w:t>2026-06-29</w:t>
       <w:br/>
       <w:br/>
     </w:r>

--- a/tillsyn/A 10236-2026 tillsynsbegäran.docx
+++ b/tillsyn/A 10236-2026 tillsynsbegäran.docx
@@ -307,7 +307,7 @@
     <w:r>
       <w:tab/>
       <w:tab/>
-      <w:t>2026-06-29</w:t>
+      <w:t>2026-06-30</w:t>
       <w:br/>
       <w:br/>
     </w:r>

--- a/tillsyn/A 10236-2026 tillsynsbegäran.docx
+++ b/tillsyn/A 10236-2026 tillsynsbegäran.docx
@@ -307,7 +307,7 @@
     <w:r>
       <w:tab/>
       <w:tab/>
-      <w:t>2026-06-30</w:t>
+      <w:t>2026-07-01</w:t>
       <w:br/>
       <w:br/>
     </w:r>

--- a/tillsyn/A 10236-2026 tillsynsbegäran.docx
+++ b/tillsyn/A 10236-2026 tillsynsbegäran.docx
@@ -307,7 +307,7 @@
     <w:r>
       <w:tab/>
       <w:tab/>
-      <w:t>2026-07-01</w:t>
+      <w:t>2026-07-02</w:t>
       <w:br/>
       <w:br/>
     </w:r>

--- a/tillsyn/A 10236-2026 tillsynsbegäran.docx
+++ b/tillsyn/A 10236-2026 tillsynsbegäran.docx
@@ -307,7 +307,7 @@
     <w:r>
       <w:tab/>
       <w:tab/>
-      <w:t>2026-07-13</w:t>
+      <w:t>2026-07-14</w:t>
       <w:br/>
       <w:br/>
     </w:r>

--- a/tillsyn/A 10236-2026 tillsynsbegäran.docx
+++ b/tillsyn/A 10236-2026 tillsynsbegäran.docx
@@ -307,7 +307,7 @@
     <w:r>
       <w:tab/>
       <w:tab/>
-      <w:t>2026-07-14</w:t>
+      <w:t>2026-07-15</w:t>
       <w:br/>
       <w:br/>
     </w:r>

--- a/tillsyn/A 10236-2026 tillsynsbegäran.docx
+++ b/tillsyn/A 10236-2026 tillsynsbegäran.docx
@@ -307,7 +307,7 @@
     <w:r>
       <w:tab/>
       <w:tab/>
-      <w:t>2026-07-15</w:t>
+      <w:t>2026-07-16</w:t>
       <w:br/>
       <w:br/>
     </w:r>

--- a/tillsyn/A 10236-2026 tillsynsbegäran.docx
+++ b/tillsyn/A 10236-2026 tillsynsbegäran.docx
@@ -307,7 +307,7 @@
     <w:r>
       <w:tab/>
       <w:tab/>
-      <w:t>2026-07-16</w:t>
+      <w:t>2026-07-17</w:t>
       <w:br/>
       <w:br/>
     </w:r>

--- a/tillsyn/A 10236-2026 tillsynsbegäran.docx
+++ b/tillsyn/A 10236-2026 tillsynsbegäran.docx
@@ -307,7 +307,7 @@
     <w:r>
       <w:tab/>
       <w:tab/>
-      <w:t>2026-07-17</w:t>
+      <w:t>2026-07-18</w:t>
       <w:br/>
       <w:br/>
     </w:r>

--- a/tillsyn/A 10236-2026 tillsynsbegäran.docx
+++ b/tillsyn/A 10236-2026 tillsynsbegäran.docx
@@ -307,7 +307,7 @@
     <w:r>
       <w:tab/>
       <w:tab/>
-      <w:t>2026-07-18</w:t>
+      <w:t>2026-07-19</w:t>
       <w:br/>
       <w:br/>
     </w:r>

--- a/tillsyn/A 10236-2026 tillsynsbegäran.docx
+++ b/tillsyn/A 10236-2026 tillsynsbegäran.docx
@@ -307,7 +307,7 @@
     <w:r>
       <w:tab/>
       <w:tab/>
-      <w:t>2026-07-19</w:t>
+      <w:t>2026-07-20</w:t>
       <w:br/>
       <w:br/>
     </w:r>

--- a/tillsyn/A 10236-2026 tillsynsbegäran.docx
+++ b/tillsyn/A 10236-2026 tillsynsbegäran.docx
@@ -307,7 +307,7 @@
     <w:r>
       <w:tab/>
       <w:tab/>
-      <w:t>2026-07-20</w:t>
+      <w:t>2026-07-21</w:t>
       <w:br/>
       <w:br/>
     </w:r>

--- a/tillsyn/A 10236-2026 tillsynsbegäran.docx
+++ b/tillsyn/A 10236-2026 tillsynsbegäran.docx
@@ -307,7 +307,7 @@
     <w:r>
       <w:tab/>
       <w:tab/>
-      <w:t>2026-07-21</w:t>
+      <w:t>2026-07-22</w:t>
       <w:br/>
       <w:br/>
     </w:r>

--- a/tillsyn/A 10236-2026 tillsynsbegäran.docx
+++ b/tillsyn/A 10236-2026 tillsynsbegäran.docx
@@ -307,7 +307,7 @@
     <w:r>
       <w:tab/>
       <w:tab/>
-      <w:t>2026-07-22</w:t>
+      <w:t>2026-07-23</w:t>
       <w:br/>
       <w:br/>
     </w:r>

--- a/tillsyn/A 10236-2026 tillsynsbegäran.docx
+++ b/tillsyn/A 10236-2026 tillsynsbegäran.docx
@@ -307,7 +307,7 @@
     <w:r>
       <w:tab/>
       <w:tab/>
-      <w:t>2026-07-23</w:t>
+      <w:t>2026-07-24</w:t>
       <w:br/>
       <w:br/>
     </w:r>

--- a/tillsyn/A 10236-2026 tillsynsbegäran.docx
+++ b/tillsyn/A 10236-2026 tillsynsbegäran.docx
@@ -307,7 +307,7 @@
     <w:r>
       <w:tab/>
       <w:tab/>
-      <w:t>2026-07-24</w:t>
+      <w:t>2026-07-25</w:t>
       <w:br/>
       <w:br/>
     </w:r>

--- a/tillsyn/A 10236-2026 tillsynsbegäran.docx
+++ b/tillsyn/A 10236-2026 tillsynsbegäran.docx
@@ -307,7 +307,7 @@
     <w:r>
       <w:tab/>
       <w:tab/>
-      <w:t>2026-07-25</w:t>
+      <w:t>2026-07-26</w:t>
       <w:br/>
       <w:br/>
     </w:r>

--- a/tillsyn/A 10236-2026 tillsynsbegäran.docx
+++ b/tillsyn/A 10236-2026 tillsynsbegäran.docx
@@ -307,7 +307,7 @@
     <w:r>
       <w:tab/>
       <w:tab/>
-      <w:t>2026-07-26</w:t>
+      <w:t>2026-07-27</w:t>
       <w:br/>
       <w:br/>
     </w:r>

--- a/tillsyn/A 10236-2026 tillsynsbegäran.docx
+++ b/tillsyn/A 10236-2026 tillsynsbegäran.docx
@@ -307,7 +307,7 @@
     <w:r>
       <w:tab/>
       <w:tab/>
-      <w:t>2026-07-27</w:t>
+      <w:t>2026-07-28</w:t>
       <w:br/>
       <w:br/>
     </w:r>

--- a/tillsyn/A 10236-2026 tillsynsbegäran.docx
+++ b/tillsyn/A 10236-2026 tillsynsbegäran.docx
@@ -307,7 +307,7 @@
     <w:r>
       <w:tab/>
       <w:tab/>
-      <w:t>2026-07-28</w:t>
+      <w:t>2026-07-29</w:t>
       <w:br/>
       <w:br/>
     </w:r>

--- a/tillsyn/A 10236-2026 tillsynsbegäran.docx
+++ b/tillsyn/A 10236-2026 tillsynsbegäran.docx
@@ -307,7 +307,7 @@
     <w:r>
       <w:tab/>
       <w:tab/>
-      <w:t>2026-07-29</w:t>
+      <w:t>2026-07-30</w:t>
       <w:br/>
       <w:br/>
     </w:r>

--- a/tillsyn/A 10236-2026 tillsynsbegäran.docx
+++ b/tillsyn/A 10236-2026 tillsynsbegäran.docx
@@ -307,7 +307,7 @@
     <w:r>
       <w:tab/>
       <w:tab/>
-      <w:t>2026-07-30</w:t>
+      <w:t>2026-07-31</w:t>
       <w:br/>
       <w:br/>
     </w:r>

--- a/tillsyn/A 10236-2026 tillsynsbegäran.docx
+++ b/tillsyn/A 10236-2026 tillsynsbegäran.docx
@@ -307,7 +307,7 @@
     <w:r>
       <w:tab/>
       <w:tab/>
-      <w:t>2026-07-31</w:t>
+      <w:t>2026-08-01</w:t>
       <w:br/>
       <w:br/>
     </w:r>

--- a/tillsyn/A 10236-2026 tillsynsbegäran.docx
+++ b/tillsyn/A 10236-2026 tillsynsbegäran.docx
@@ -307,7 +307,7 @@
     <w:r>
       <w:tab/>
       <w:tab/>
-      <w:t>2026-08-01</w:t>
+      <w:t>2026-08-02</w:t>
       <w:br/>
       <w:br/>
     </w:r>

--- a/tillsyn/A 10236-2026 tillsynsbegäran.docx
+++ b/tillsyn/A 10236-2026 tillsynsbegäran.docx
@@ -307,7 +307,7 @@
     <w:r>
       <w:tab/>
       <w:tab/>
-      <w:t>2026-08-02</w:t>
+      <w:t>2026-08-03</w:t>
       <w:br/>
       <w:br/>
     </w:r>

--- a/tillsyn/A 10236-2026 tillsynsbegäran.docx
+++ b/tillsyn/A 10236-2026 tillsynsbegäran.docx
@@ -307,7 +307,7 @@
     <w:r>
       <w:tab/>
       <w:tab/>
-      <w:t>2026-08-03</w:t>
+      <w:t>2026-08-05</w:t>
       <w:br/>
       <w:br/>
     </w:r>

--- a/tillsyn/A 10236-2026 tillsynsbegäran.docx
+++ b/tillsyn/A 10236-2026 tillsynsbegäran.docx
@@ -307,7 +307,7 @@
     <w:r>
       <w:tab/>
       <w:tab/>
-      <w:t>2026-08-05</w:t>
+      <w:t>2026-08-07</w:t>
       <w:br/>
       <w:br/>
     </w:r>

--- a/tillsyn/A 10236-2026 tillsynsbegäran.docx
+++ b/tillsyn/A 10236-2026 tillsynsbegäran.docx
@@ -307,7 +307,7 @@
     <w:r>
       <w:tab/>
       <w:tab/>
-      <w:t>2026-08-07</w:t>
+      <w:t>2026-08-08</w:t>
       <w:br/>
       <w:br/>
     </w:r>

--- a/tillsyn/A 10236-2026 tillsynsbegäran.docx
+++ b/tillsyn/A 10236-2026 tillsynsbegäran.docx
@@ -60,7 +60,7 @@
         <w:spacing w:after="240"/>
       </w:pPr>
       <w:r>
-        <w:t>Figur 1. Fyndplatser för naturvårdsarter i och inom 25 meter från avverkningsanmälan. Markörer utan svart kant är placerade på fyndplatsen. Markörer med svart kant är placerade vid sidan av fyndplatsen har ett svart streck som visar fyndplatsens exakta position. Kartans mittpunktskoordinat är N 6618926, E 563953 i SWEREF 99 TM.</w:t>
+        <w:t>Figur 1. Fyndplatser för naturvårdsarter i och inom 25 meter från avverkningsanmälan. Markörer utan svart kant är placerade på fyndplatsen. Markörer med svart kant är placerade vid sidan av fyndplatsen och har ett svart streck som visar fyndplatsens exakta position. Kartans mittpunktskoordinat är N 6618926, E 563953 i SWEREF 99 TM.</w:t>
       </w:r>
     </w:p>
     <w:p>
@@ -307,7 +307,7 @@
     <w:r>
       <w:tab/>
       <w:tab/>
-      <w:t>2026-08-14</w:t>
+      <w:t>2026-08-15</w:t>
       <w:br/>
       <w:br/>
     </w:r>

--- a/tillsyn/A 10236-2026 tillsynsbegäran.docx
+++ b/tillsyn/A 10236-2026 tillsynsbegäran.docx
@@ -307,7 +307,7 @@
     <w:r>
       <w:tab/>
       <w:tab/>
-      <w:t>2026-08-15</w:t>
+      <w:t>2026-08-16</w:t>
       <w:br/>
       <w:br/>
     </w:r>

--- a/tillsyn/A 10236-2026 tillsynsbegäran.docx
+++ b/tillsyn/A 10236-2026 tillsynsbegäran.docx
@@ -307,7 +307,7 @@
     <w:r>
       <w:tab/>
       <w:tab/>
-      <w:t>2026-08-16</w:t>
+      <w:t>2026-08-17</w:t>
       <w:br/>
       <w:br/>
     </w:r>

--- a/tillsyn/A 10236-2026 tillsynsbegäran.docx
+++ b/tillsyn/A 10236-2026 tillsynsbegäran.docx
@@ -307,7 +307,7 @@
     <w:r>
       <w:tab/>
       <w:tab/>
-      <w:t>2026-08-17</w:t>
+      <w:t>2026-08-18</w:t>
       <w:br/>
       <w:br/>
     </w:r>

--- a/tillsyn/A 10236-2026 tillsynsbegäran.docx
+++ b/tillsyn/A 10236-2026 tillsynsbegäran.docx
@@ -307,7 +307,7 @@
     <w:r>
       <w:tab/>
       <w:tab/>
-      <w:t>2026-08-18</w:t>
+      <w:t>2026-08-19</w:t>
       <w:br/>
       <w:br/>
     </w:r>

--- a/tillsyn/A 10236-2026 tillsynsbegäran.docx
+++ b/tillsyn/A 10236-2026 tillsynsbegäran.docx
@@ -307,7 +307,7 @@
     <w:r>
       <w:tab/>
       <w:tab/>
-      <w:t>2026-08-19</w:t>
+      <w:t>2026-08-20</w:t>
       <w:br/>
       <w:br/>
     </w:r>

--- a/tillsyn/A 10236-2026 tillsynsbegäran.docx
+++ b/tillsyn/A 10236-2026 tillsynsbegäran.docx
@@ -307,7 +307,7 @@
     <w:r>
       <w:tab/>
       <w:tab/>
-      <w:t>2026-08-20</w:t>
+      <w:t>2026-08-21</w:t>
       <w:br/>
       <w:br/>
     </w:r>

--- a/tillsyn/A 10236-2026 tillsynsbegäran.docx
+++ b/tillsyn/A 10236-2026 tillsynsbegäran.docx
@@ -307,7 +307,7 @@
     <w:r>
       <w:tab/>
       <w:tab/>
-      <w:t>2026-08-21</w:t>
+      <w:t>2026-08-22</w:t>
       <w:br/>
       <w:br/>
     </w:r>

--- a/tillsyn/A 10236-2026 tillsynsbegäran.docx
+++ b/tillsyn/A 10236-2026 tillsynsbegäran.docx
@@ -307,7 +307,7 @@
     <w:r>
       <w:tab/>
       <w:tab/>
-      <w:t>2026-08-22</w:t>
+      <w:t>2026-08-23</w:t>
       <w:br/>
       <w:br/>
     </w:r>

--- a/tillsyn/A 10236-2026 tillsynsbegäran.docx
+++ b/tillsyn/A 10236-2026 tillsynsbegäran.docx
@@ -307,7 +307,7 @@
     <w:r>
       <w:tab/>
       <w:tab/>
-      <w:t>2026-08-23</w:t>
+      <w:t>2026-08-24</w:t>
       <w:br/>
       <w:br/>
     </w:r>

--- a/tillsyn/A 10236-2026 tillsynsbegäran.docx
+++ b/tillsyn/A 10236-2026 tillsynsbegäran.docx
@@ -307,7 +307,7 @@
     <w:r>
       <w:tab/>
       <w:tab/>
-      <w:t>2026-08-24</w:t>
+      <w:t>2026-08-25</w:t>
       <w:br/>
       <w:br/>
     </w:r>

--- a/tillsyn/A 10236-2026 tillsynsbegäran.docx
+++ b/tillsyn/A 10236-2026 tillsynsbegäran.docx
@@ -307,7 +307,7 @@
     <w:r>
       <w:tab/>
       <w:tab/>
-      <w:t>2026-08-25</w:t>
+      <w:t>2026-08-26</w:t>
       <w:br/>
       <w:br/>
     </w:r>

--- a/tillsyn/A 10236-2026 tillsynsbegäran.docx
+++ b/tillsyn/A 10236-2026 tillsynsbegäran.docx
@@ -307,7 +307,7 @@
     <w:r>
       <w:tab/>
       <w:tab/>
-      <w:t>2026-08-26</w:t>
+      <w:t>2026-08-27</w:t>
       <w:br/>
       <w:br/>
     </w:r>

--- a/tillsyn/A 10236-2026 tillsynsbegäran.docx
+++ b/tillsyn/A 10236-2026 tillsynsbegäran.docx
@@ -307,7 +307,7 @@
     <w:r>
       <w:tab/>
       <w:tab/>
-      <w:t>2026-08-27</w:t>
+      <w:t>2026-08-28</w:t>
       <w:br/>
       <w:br/>
     </w:r>

--- a/tillsyn/A 10236-2026 tillsynsbegäran.docx
+++ b/tillsyn/A 10236-2026 tillsynsbegäran.docx
@@ -307,7 +307,7 @@
     <w:r>
       <w:tab/>
       <w:tab/>
-      <w:t>2026-08-28</w:t>
+      <w:t>2026-08-29</w:t>
       <w:br/>
       <w:br/>
     </w:r>

--- a/tillsyn/A 10236-2026 tillsynsbegäran.docx
+++ b/tillsyn/A 10236-2026 tillsynsbegäran.docx
@@ -307,7 +307,7 @@
     <w:r>
       <w:tab/>
       <w:tab/>
-      <w:t>2026-08-29</w:t>
+      <w:t>2026-08-31</w:t>
       <w:br/>
       <w:br/>
     </w:r>

--- a/tillsyn/A 10236-2026 tillsynsbegäran.docx
+++ b/tillsyn/A 10236-2026 tillsynsbegäran.docx
@@ -307,7 +307,7 @@
     <w:r>
       <w:tab/>
       <w:tab/>
-      <w:t>2026-08-31</w:t>
+      <w:t>2026-09-01</w:t>
       <w:br/>
       <w:br/>
     </w:r>

--- a/tillsyn/A 10236-2026 tillsynsbegäran.docx
+++ b/tillsyn/A 10236-2026 tillsynsbegäran.docx
@@ -307,7 +307,7 @@
     <w:r>
       <w:tab/>
       <w:tab/>
-      <w:t>2026-09-01</w:t>
+      <w:t>2026-09-02</w:t>
       <w:br/>
       <w:br/>
     </w:r>

--- a/tillsyn/A 10236-2026 tillsynsbegäran.docx
+++ b/tillsyn/A 10236-2026 tillsynsbegäran.docx
@@ -307,7 +307,7 @@
     <w:r>
       <w:tab/>
       <w:tab/>
-      <w:t>2026-09-02</w:t>
+      <w:t>2026-09-03</w:t>
       <w:br/>
       <w:br/>
     </w:r>

--- a/tillsyn/A 10236-2026 tillsynsbegäran.docx
+++ b/tillsyn/A 10236-2026 tillsynsbegäran.docx
@@ -307,7 +307,7 @@
     <w:r>
       <w:tab/>
       <w:tab/>
-      <w:t>2026-09-03</w:t>
+      <w:t>2026-09-04</w:t>
       <w:br/>
       <w:br/>
     </w:r>

--- a/tillsyn/A 10236-2026 tillsynsbegäran.docx
+++ b/tillsyn/A 10236-2026 tillsynsbegäran.docx
@@ -307,7 +307,7 @@
     <w:r>
       <w:tab/>
       <w:tab/>
-      <w:t>2026-09-04</w:t>
+      <w:t>2026-09-05</w:t>
       <w:br/>
       <w:br/>
     </w:r>

--- a/tillsyn/A 10236-2026 tillsynsbegäran.docx
+++ b/tillsyn/A 10236-2026 tillsynsbegäran.docx
@@ -307,7 +307,7 @@
     <w:r>
       <w:tab/>
       <w:tab/>
-      <w:t>2026-09-05</w:t>
+      <w:t>2026-09-06</w:t>
       <w:br/>
       <w:br/>
     </w:r>

--- a/tillsyn/A 10236-2026 tillsynsbegäran.docx
+++ b/tillsyn/A 10236-2026 tillsynsbegäran.docx
@@ -307,7 +307,7 @@
     <w:r>
       <w:tab/>
       <w:tab/>
-      <w:t>2026-09-06</w:t>
+      <w:t>2026-09-07</w:t>
       <w:br/>
       <w:br/>
     </w:r>

--- a/tillsyn/A 10236-2026 tillsynsbegäran.docx
+++ b/tillsyn/A 10236-2026 tillsynsbegäran.docx
@@ -307,7 +307,7 @@
     <w:r>
       <w:tab/>
       <w:tab/>
-      <w:t>2026-09-07</w:t>
+      <w:t>2026-09-08</w:t>
       <w:br/>
       <w:br/>
     </w:r>

--- a/tillsyn/A 10236-2026 tillsynsbegäran.docx
+++ b/tillsyn/A 10236-2026 tillsynsbegäran.docx
@@ -307,7 +307,7 @@
     <w:r>
       <w:tab/>
       <w:tab/>
-      <w:t>2026-09-08</w:t>
+      <w:t>2026-09-09</w:t>
       <w:br/>
       <w:br/>
     </w:r>

--- a/tillsyn/A 10236-2026 tillsynsbegäran.docx
+++ b/tillsyn/A 10236-2026 tillsynsbegäran.docx
@@ -307,7 +307,7 @@
     <w:r>
       <w:tab/>
       <w:tab/>
-      <w:t>2026-09-09</w:t>
+      <w:t>2026-09-10</w:t>
       <w:br/>
       <w:br/>
     </w:r>

--- a/tillsyn/A 10236-2026 tillsynsbegäran.docx
+++ b/tillsyn/A 10236-2026 tillsynsbegäran.docx
@@ -307,7 +307,7 @@
     <w:r>
       <w:tab/>
       <w:tab/>
-      <w:t>2026-09-10</w:t>
+      <w:t>2026-09-11</w:t>
       <w:br/>
       <w:br/>
     </w:r>

--- a/tillsyn/A 10236-2026 tillsynsbegäran.docx
+++ b/tillsyn/A 10236-2026 tillsynsbegäran.docx
@@ -307,7 +307,7 @@
     <w:r>
       <w:tab/>
       <w:tab/>
-      <w:t>2026-09-11</w:t>
+      <w:t>2026-09-12</w:t>
       <w:br/>
       <w:br/>
     </w:r>

--- a/tillsyn/A 10236-2026 tillsynsbegäran.docx
+++ b/tillsyn/A 10236-2026 tillsynsbegäran.docx
@@ -307,7 +307,7 @@
     <w:r>
       <w:tab/>
       <w:tab/>
-      <w:t>2026-09-12</w:t>
+      <w:t>2026-09-13</w:t>
       <w:br/>
       <w:br/>
     </w:r>
